--- a/Azure-Practices/AzureServiceBus/ShoppingMicroServices/Azure-POC-Documents/Tutorials-From-AzureServBus-POC/Microservices-ApiManagement.docx
+++ b/Azure-Practices/AzureServiceBus/ShoppingMicroServices/Azure-POC-Documents/Tutorials-From-AzureServBus-POC/Microservices-ApiManagement.docx
@@ -87,8 +87,13 @@
         <w:t>Name</w:t>
       </w:r>
       <w:r>
-        <w:t>: e.g., TestMskAPIM</w:t>
-      </w:r>
+        <w:t xml:space="preserve">: e.g., </w:t>
+      </w:r>
+      <w:proofErr w:type="spellStart"/>
+      <w:r>
+        <w:t>TestMskAPIM</w:t>
+      </w:r>
+      <w:proofErr w:type="spellEnd"/>
     </w:p>
     <w:p>
       <w:pPr>
@@ -105,8 +110,13 @@
         <w:t>Resource Group</w:t>
       </w:r>
       <w:r>
-        <w:t>: TestMskRsGrp</w:t>
-      </w:r>
+        <w:t xml:space="preserve">: </w:t>
+      </w:r>
+      <w:proofErr w:type="spellStart"/>
+      <w:r>
+        <w:t>TestMskRsGrp</w:t>
+      </w:r>
+      <w:proofErr w:type="spellEnd"/>
     </w:p>
     <w:p>
       <w:pPr>
@@ -258,7 +268,15 @@
         <w:t>Display name</w:t>
       </w:r>
       <w:r>
-        <w:t>: OrderService API</w:t>
+        <w:t xml:space="preserve">: </w:t>
+      </w:r>
+      <w:proofErr w:type="spellStart"/>
+      <w:r>
+        <w:t>OrderService</w:t>
+      </w:r>
+      <w:proofErr w:type="spellEnd"/>
+      <w:r>
+        <w:t xml:space="preserve"> API</w:t>
       </w:r>
     </w:p>
     <w:p>
@@ -276,8 +294,13 @@
         <w:t>Name</w:t>
       </w:r>
       <w:r>
-        <w:t>: orderservice</w:t>
-      </w:r>
+        <w:t xml:space="preserve">: </w:t>
+      </w:r>
+      <w:proofErr w:type="spellStart"/>
+      <w:r>
+        <w:t>orderservice</w:t>
+      </w:r>
+      <w:proofErr w:type="spellEnd"/>
     </w:p>
     <w:p>
       <w:pPr>
@@ -312,7 +335,37 @@
         <w:t>API URL suffix</w:t>
       </w:r>
       <w:r>
-        <w:t>: orderservice</w:t>
+        <w:t xml:space="preserve">: </w:t>
+      </w:r>
+      <w:proofErr w:type="spellStart"/>
+      <w:r>
+        <w:t>orderservice</w:t>
+      </w:r>
+      <w:proofErr w:type="spellEnd"/>
+    </w:p>
+    <w:p>
+      <w:pPr>
+        <w:numPr>
+          <w:ilvl w:val="1"/>
+          <w:numId w:val="2"/>
+        </w:numPr>
+      </w:pPr>
+      <w:r>
+        <w:t>order-service-</w:t>
+      </w:r>
+      <w:proofErr w:type="spellStart"/>
+      <w:r>
+        <w:t>ip</w:t>
+      </w:r>
+      <w:proofErr w:type="spellEnd"/>
+      <w:r>
+        <w:t xml:space="preserve"> </w:t>
+      </w:r>
+      <w:r>
+        <w:t xml:space="preserve"> = </w:t>
+      </w:r>
+      <w:r>
+        <w:t>52.172.92.137</w:t>
       </w:r>
     </w:p>
     <w:p>
@@ -327,15 +380,7 @@
     </w:p>
     <w:p>
       <w:r>
-        <w:t>https://&lt;apim-instance-name</w:t>
-      </w:r>
-      <w:proofErr w:type="gramStart"/>
-      <w:r>
-        <w:t>&gt;.azure-api.net</w:t>
-      </w:r>
-      <w:proofErr w:type="gramEnd"/>
-      <w:r>
-        <w:t>/orderservice/api/order/TestOrder</w:t>
+        <w:t>https://&lt;apim-instance-name&gt;.azure-api.net/orderservice/api/order/TestOrder</w:t>
       </w:r>
     </w:p>
     <w:p>
@@ -418,8 +463,21 @@
         <w:t>URL</w:t>
       </w:r>
       <w:r>
-        <w:t>: /api/order/TestOrder</w:t>
-      </w:r>
+        <w:t>: /</w:t>
+      </w:r>
+      <w:proofErr w:type="spellStart"/>
+      <w:r>
+        <w:t>api</w:t>
+      </w:r>
+      <w:proofErr w:type="spellEnd"/>
+      <w:r>
+        <w:t>/order/</w:t>
+      </w:r>
+      <w:proofErr w:type="spellStart"/>
+      <w:r>
+        <w:t>TestOrder</w:t>
+      </w:r>
+      <w:proofErr w:type="spellEnd"/>
     </w:p>
     <w:p>
       <w:pPr>
@@ -494,36 +552,60 @@
         </w:numPr>
       </w:pPr>
       <w:r>
-        <w:t>Insert &lt;validate-jwt&gt; policy:</w:t>
-      </w:r>
-    </w:p>
-    <w:p>
-      <w:r>
+        <w:t>Insert &lt;validate-</w:t>
+      </w:r>
+      <w:proofErr w:type="spellStart"/>
+      <w:r>
+        <w:t>jwt</w:t>
+      </w:r>
+      <w:proofErr w:type="spellEnd"/>
+      <w:r>
+        <w:t>&gt; policy:</w:t>
+      </w:r>
+    </w:p>
+    <w:p>
+      <w:r>
+        <w:lastRenderedPageBreak/>
         <w:t>xml</w:t>
       </w:r>
     </w:p>
     <w:p>
       <w:r>
-        <w:lastRenderedPageBreak/>
         <w:t>&lt;inbound&gt;</w:t>
       </w:r>
     </w:p>
     <w:p>
       <w:r>
-        <w:t xml:space="preserve">  &lt;validate-jwt header-name="Authorization" failed-validation-httpcode="401" failed-validation-error-message="Unauthorized"&gt;</w:t>
-      </w:r>
-    </w:p>
-    <w:p>
-      <w:r>
-        <w:t xml:space="preserve">    &lt;openid-config url="https://login.microsoftonline.com/&lt;tenant-id&gt;/v2.0</w:t>
-      </w:r>
-      <w:proofErr w:type="gramStart"/>
-      <w:r>
-        <w:t>/.well</w:t>
-      </w:r>
-      <w:proofErr w:type="gramEnd"/>
-      <w:r>
-        <w:t>-known/openid-configuration" /&gt;</w:t>
+        <w:t xml:space="preserve">  &lt;validate-</w:t>
+      </w:r>
+      <w:proofErr w:type="spellStart"/>
+      <w:r>
+        <w:t>jwt</w:t>
+      </w:r>
+      <w:proofErr w:type="spellEnd"/>
+      <w:r>
+        <w:t xml:space="preserve"> header-name="Authorization" failed-validation-</w:t>
+      </w:r>
+      <w:proofErr w:type="spellStart"/>
+      <w:r>
+        <w:t>httpcode</w:t>
+      </w:r>
+      <w:proofErr w:type="spellEnd"/>
+      <w:r>
+        <w:t>="401" failed-validation-error-message="Unauthorized"&gt;</w:t>
+      </w:r>
+    </w:p>
+    <w:p>
+      <w:r>
+        <w:t xml:space="preserve">    &lt;</w:t>
+      </w:r>
+      <w:proofErr w:type="spellStart"/>
+      <w:r>
+        <w:t>openid</w:t>
+      </w:r>
+      <w:proofErr w:type="spellEnd"/>
+      <w:r>
+        <w:t>-config url="https://login.microsoftonline.com/&lt;tenant-id&gt;/v2.0/.well-known/openid-configuration" /&gt;</w:t>
       </w:r>
     </w:p>
     <w:p>
@@ -533,7 +615,15 @@
     </w:p>
     <w:p>
       <w:r>
-        <w:t xml:space="preserve">      &lt;claim name="aud" match="any"&gt;</w:t>
+        <w:t xml:space="preserve">      &lt;claim name="</w:t>
+      </w:r>
+      <w:proofErr w:type="spellStart"/>
+      <w:r>
+        <w:t>aud</w:t>
+      </w:r>
+      <w:proofErr w:type="spellEnd"/>
+      <w:r>
+        <w:t>" match="any"&gt;</w:t>
       </w:r>
     </w:p>
     <w:p>
@@ -553,7 +643,15 @@
     </w:p>
     <w:p>
       <w:r>
-        <w:t xml:space="preserve">  &lt;/validate-jwt&gt;</w:t>
+        <w:t xml:space="preserve">  &lt;/validate-</w:t>
+      </w:r>
+      <w:proofErr w:type="spellStart"/>
+      <w:r>
+        <w:t>jwt</w:t>
+      </w:r>
+      <w:proofErr w:type="spellEnd"/>
+      <w:r>
+        <w:t>&gt;</w:t>
       </w:r>
     </w:p>
     <w:p>
@@ -620,21 +718,21 @@
     </w:p>
     <w:p>
       <w:r>
-        <w:t>&lt;rate-limit-by-key calls="10" renewal-period="60" counter-key="</w:t>
-      </w:r>
-      <w:proofErr w:type="gramStart"/>
-      <w:r>
-        <w:t>@(context.Subscription?.</w:t>
-      </w:r>
-      <w:proofErr w:type="gramEnd"/>
-      <w:r>
-        <w:t xml:space="preserve">Key ?? </w:t>
-      </w:r>
-      <w:proofErr w:type="gramStart"/>
+        <w:t>&lt;rate-limit-by-key calls="10" renewal-period="60" counter-key="@(</w:t>
+      </w:r>
+      <w:proofErr w:type="spellStart"/>
+      <w:r>
+        <w:t>context.Subscription?.Key</w:t>
+      </w:r>
+      <w:proofErr w:type="spellEnd"/>
+      <w:r>
+        <w:t xml:space="preserve"> ?? </w:t>
+      </w:r>
+      <w:proofErr w:type="spellStart"/>
       <w:r>
         <w:t>context.Request.IpAddress</w:t>
       </w:r>
-      <w:proofErr w:type="gramEnd"/>
+      <w:proofErr w:type="spellEnd"/>
       <w:r>
         <w:t>)" /&gt;</w:t>
       </w:r>
@@ -704,25 +802,41 @@
     </w:p>
     <w:p>
       <w:r>
-        <w:t>curl https://&lt;apim-instance-name</w:t>
-      </w:r>
-      <w:proofErr w:type="gramStart"/>
-      <w:r>
-        <w:t>&gt;.azure-api.net</w:t>
-      </w:r>
-      <w:proofErr w:type="gramEnd"/>
-      <w:r>
-        <w:t>/orderservice/api/order/TestOrder \</w:t>
-      </w:r>
-    </w:p>
-    <w:p>
-      <w:r>
-        <w:t xml:space="preserve">  -H "Ocp-Apim-Subscription-Key: &lt;your-subscription-key&gt;" \</w:t>
-      </w:r>
-    </w:p>
-    <w:p>
-      <w:r>
-        <w:t xml:space="preserve">  -H "Authorization: Bearer &lt;valid-jwt&gt;"</w:t>
+        <w:t>curl https://&lt;apim-instance-name&gt;.azure-api.net/orderservice/api/order/TestOrder \</w:t>
+      </w:r>
+    </w:p>
+    <w:p>
+      <w:r>
+        <w:t xml:space="preserve">  -H "</w:t>
+      </w:r>
+      <w:proofErr w:type="spellStart"/>
+      <w:r>
+        <w:t>Ocp</w:t>
+      </w:r>
+      <w:proofErr w:type="spellEnd"/>
+      <w:r>
+        <w:t>-</w:t>
+      </w:r>
+      <w:proofErr w:type="spellStart"/>
+      <w:r>
+        <w:t>Apim</w:t>
+      </w:r>
+      <w:proofErr w:type="spellEnd"/>
+      <w:r>
+        <w:t>-Subscription-Key: &lt;your-subscription-key&gt;" \</w:t>
+      </w:r>
+    </w:p>
+    <w:p>
+      <w:r>
+        <w:t xml:space="preserve">  -H "Authorization: Bearer &lt;valid-</w:t>
+      </w:r>
+      <w:proofErr w:type="spellStart"/>
+      <w:r>
+        <w:t>jwt</w:t>
+      </w:r>
+      <w:proofErr w:type="spellEnd"/>
+      <w:r>
+        <w:t>&gt;"</w:t>
       </w:r>
     </w:p>
     <w:p>
@@ -744,7 +858,15 @@
         </w:numPr>
       </w:pPr>
       <w:r>
-        <w:t>Valid JWT → forwards to OrderService and returns response.</w:t>
+        <w:t xml:space="preserve">Valid JWT → forwards to </w:t>
+      </w:r>
+      <w:proofErr w:type="spellStart"/>
+      <w:r>
+        <w:t>OrderService</w:t>
+      </w:r>
+      <w:proofErr w:type="spellEnd"/>
+      <w:r>
+        <w:t xml:space="preserve"> and returns response.</w:t>
       </w:r>
     </w:p>
     <w:p>
@@ -782,6 +904,7 @@
           <w:b/>
           <w:bCs/>
         </w:rPr>
+        <w:lastRenderedPageBreak/>
         <w:t>✅</w:t>
       </w:r>
       <w:r>
@@ -804,7 +927,6 @@
           <w:b/>
           <w:bCs/>
         </w:rPr>
-        <w:lastRenderedPageBreak/>
         <w:t>APIM service creation is mandatory</w:t>
       </w:r>
       <w:r>
@@ -840,7 +962,31 @@
         </w:numPr>
       </w:pPr>
       <w:r>
-        <w:t>Define operations for each endpoint (GET /api/order/TestOrder, POST /api/order/place, etc.).</w:t>
+        <w:t>Define operations for each endpoint (GET /</w:t>
+      </w:r>
+      <w:proofErr w:type="spellStart"/>
+      <w:r>
+        <w:t>api</w:t>
+      </w:r>
+      <w:proofErr w:type="spellEnd"/>
+      <w:r>
+        <w:t>/order/</w:t>
+      </w:r>
+      <w:proofErr w:type="spellStart"/>
+      <w:r>
+        <w:t>TestOrder</w:t>
+      </w:r>
+      <w:proofErr w:type="spellEnd"/>
+      <w:r>
+        <w:t>, POST /</w:t>
+      </w:r>
+      <w:proofErr w:type="spellStart"/>
+      <w:r>
+        <w:t>api</w:t>
+      </w:r>
+      <w:proofErr w:type="spellEnd"/>
+      <w:r>
+        <w:t>/order/place, etc.).</w:t>
       </w:r>
     </w:p>
     <w:p>
@@ -2568,6 +2714,7 @@
   <w:style w:type="character" w:default="1" w:styleId="DefaultParagraphFont">
     <w:name w:val="Default Paragraph Font"/>
     <w:uiPriority w:val="1"/>
+    <w:semiHidden/>
     <w:unhideWhenUsed/>
   </w:style>
   <w:style w:type="table" w:default="1" w:styleId="TableNormal">

--- a/Azure-Practices/AzureServiceBus/ShoppingMicroServices/Azure-POC-Documents/Tutorials-From-AzureServBus-POC/Microservices-ApiManagement.docx
+++ b/Azure-Practices/AzureServiceBus/ShoppingMicroServices/Azure-POC-Documents/Tutorials-From-AzureServBus-POC/Microservices-ApiManagement.docx
@@ -22,7 +22,7 @@
           <w:b/>
           <w:bCs/>
         </w:rPr>
-        <w:t xml:space="preserve"> Azure API Management Tutorial for Microservices</w:t>
+        <w:t xml:space="preserve"> Azure APIM &amp; API Gateway Setup Guide for Microservices</w:t>
       </w:r>
     </w:p>
     <w:p>
@@ -37,19 +37,16 @@
           <w:b/>
           <w:bCs/>
         </w:rPr>
-        <w:t>Step 1: Create APIM Service</w:t>
+        <w:t>1. Create APIM Service</w:t>
       </w:r>
     </w:p>
     <w:p>
       <w:pPr>
         <w:numPr>
           <w:ilvl w:val="0"/>
-          <w:numId w:val="1"/>
+          <w:numId w:val="14"/>
         </w:numPr>
       </w:pPr>
-      <w:r>
-        <w:t xml:space="preserve">In </w:t>
-      </w:r>
       <w:r>
         <w:rPr>
           <w:b/>
@@ -57,15 +54,12 @@
         </w:rPr>
         <w:t>Azure Portal → Create a resource → API Management</w:t>
       </w:r>
-      <w:r>
-        <w:t>.</w:t>
-      </w:r>
     </w:p>
     <w:p>
       <w:pPr>
         <w:numPr>
           <w:ilvl w:val="0"/>
-          <w:numId w:val="1"/>
+          <w:numId w:val="14"/>
         </w:numPr>
       </w:pPr>
       <w:r>
@@ -76,7 +70,7 @@
       <w:pPr>
         <w:numPr>
           <w:ilvl w:val="1"/>
-          <w:numId w:val="1"/>
+          <w:numId w:val="14"/>
         </w:numPr>
       </w:pPr>
       <w:r>
@@ -87,7 +81,7 @@
         <w:t>Name</w:t>
       </w:r>
       <w:r>
-        <w:t xml:space="preserve">: e.g., </w:t>
+        <w:t xml:space="preserve">: </w:t>
       </w:r>
       <w:proofErr w:type="spellStart"/>
       <w:r>
@@ -99,7 +93,7 @@
       <w:pPr>
         <w:numPr>
           <w:ilvl w:val="1"/>
-          <w:numId w:val="1"/>
+          <w:numId w:val="14"/>
         </w:numPr>
       </w:pPr>
       <w:r>
@@ -122,7 +116,7 @@
       <w:pPr>
         <w:numPr>
           <w:ilvl w:val="1"/>
-          <w:numId w:val="1"/>
+          <w:numId w:val="14"/>
         </w:numPr>
       </w:pPr>
       <w:r>
@@ -133,14 +127,14 @@
         <w:t>Region</w:t>
       </w:r>
       <w:r>
-        <w:t>: same as AKS cluster</w:t>
+        <w:t>: South India (same as AKS cluster)</w:t>
       </w:r>
     </w:p>
     <w:p>
       <w:pPr>
         <w:numPr>
           <w:ilvl w:val="1"/>
-          <w:numId w:val="1"/>
+          <w:numId w:val="14"/>
         </w:numPr>
       </w:pPr>
       <w:r>
@@ -151,113 +145,161 @@
         <w:t>Pricing tier</w:t>
       </w:r>
       <w:r>
-        <w:t>: Developer (for testing) or Consumption/Basic for production</w:t>
+        <w:t>: Developer (testing) or Basic/Consumption (production)</w:t>
       </w:r>
     </w:p>
     <w:p>
       <w:pPr>
         <w:numPr>
-          <w:ilvl w:val="0"/>
-          <w:numId w:val="1"/>
+          <w:ilvl w:val="1"/>
+          <w:numId w:val="14"/>
         </w:numPr>
       </w:pPr>
-      <w:r>
-        <w:t xml:space="preserve">Click </w:t>
-      </w:r>
       <w:r>
         <w:rPr>
           <w:b/>
           <w:bCs/>
         </w:rPr>
-        <w:t>Review + Create</w:t>
-      </w:r>
-      <w:r>
-        <w:t xml:space="preserve"> → </w:t>
-      </w:r>
+        <w:t>Organization name</w:t>
+      </w:r>
+      <w:r>
+        <w:t xml:space="preserve">: </w:t>
+      </w:r>
+      <w:proofErr w:type="spellStart"/>
+      <w:r>
+        <w:t>MicrServWitAzServBusPOC</w:t>
+      </w:r>
+      <w:proofErr w:type="spellEnd"/>
+    </w:p>
+    <w:p>
+      <w:pPr>
+        <w:numPr>
+          <w:ilvl w:val="1"/>
+          <w:numId w:val="14"/>
+        </w:numPr>
+      </w:pPr>
       <w:r>
         <w:rPr>
           <w:b/>
           <w:bCs/>
         </w:rPr>
-        <w:t>Create</w:t>
-      </w:r>
-      <w:r>
-        <w:t>.</w:t>
-      </w:r>
-    </w:p>
-    <w:p>
-      <w:pPr>
+        <w:t>Admin email</w:t>
+      </w:r>
+      <w:r>
+        <w:t>: galaxy.mskumar@gmail.com</w:t>
+      </w:r>
+    </w:p>
+    <w:p>
+      <w:pPr>
+        <w:numPr>
+          <w:ilvl w:val="0"/>
+          <w:numId w:val="14"/>
+        </w:numPr>
+      </w:pPr>
+      <w:r>
+        <w:t xml:space="preserve">Click </w:t>
+      </w:r>
+      <w:r>
         <w:rPr>
           <w:b/>
           <w:bCs/>
         </w:rPr>
-      </w:pPr>
-      <w:r>
+        <w:t>Review + Create → Create</w:t>
+      </w:r>
+    </w:p>
+    <w:p>
+      <w:r>
+        <w:t>Verify with CLI:</w:t>
+      </w:r>
+    </w:p>
+    <w:p>
+      <w:r>
+        <w:t>bash</w:t>
+      </w:r>
+    </w:p>
+    <w:p>
+      <w:proofErr w:type="spellStart"/>
+      <w:r>
+        <w:t>az</w:t>
+      </w:r>
+      <w:proofErr w:type="spellEnd"/>
+      <w:r>
+        <w:t xml:space="preserve"> </w:t>
+      </w:r>
+      <w:proofErr w:type="spellStart"/>
+      <w:r>
+        <w:t>apim</w:t>
+      </w:r>
+      <w:proofErr w:type="spellEnd"/>
+      <w:r>
+        <w:t xml:space="preserve"> show --resource-group </w:t>
+      </w:r>
+      <w:proofErr w:type="spellStart"/>
+      <w:r>
+        <w:t>TestMskRsGrp</w:t>
+      </w:r>
+      <w:proofErr w:type="spellEnd"/>
+      <w:r>
+        <w:t xml:space="preserve"> --name </w:t>
+      </w:r>
+      <w:proofErr w:type="spellStart"/>
+      <w:r>
+        <w:t>TestMskAPIM</w:t>
+      </w:r>
+      <w:proofErr w:type="spellEnd"/>
+      <w:r>
+        <w:t xml:space="preserve"> --output table</w:t>
+      </w:r>
+    </w:p>
+    <w:p>
+      <w:pPr>
         <w:rPr>
           <w:b/>
           <w:bCs/>
         </w:rPr>
-        <w:t>Step 2: Add API</w:t>
-      </w:r>
-    </w:p>
-    <w:p>
-      <w:pPr>
-        <w:numPr>
-          <w:ilvl w:val="0"/>
-          <w:numId w:val="2"/>
-        </w:numPr>
-      </w:pPr>
-      <w:r>
-        <w:t xml:space="preserve">Navigate to your APIM instance → </w:t>
-      </w:r>
+      </w:pPr>
       <w:r>
         <w:rPr>
           <w:b/>
           <w:bCs/>
         </w:rPr>
-        <w:t>APIs → + Add API</w:t>
-      </w:r>
-      <w:r>
-        <w:t>.</w:t>
+        <w:t>2. Add API</w:t>
       </w:r>
     </w:p>
     <w:p>
       <w:pPr>
         <w:numPr>
           <w:ilvl w:val="0"/>
-          <w:numId w:val="2"/>
+          <w:numId w:val="15"/>
         </w:numPr>
       </w:pPr>
       <w:r>
-        <w:t xml:space="preserve">Choose </w:t>
+        <w:t xml:space="preserve">Navigate: </w:t>
       </w:r>
       <w:r>
         <w:rPr>
           <w:b/>
           <w:bCs/>
         </w:rPr>
-        <w:t>HTTP</w:t>
-      </w:r>
-      <w:r>
-        <w:t xml:space="preserve"> (since your microservices expose REST endpoints).</w:t>
+        <w:t>APIM instance → APIs → + Add API → HTTP</w:t>
       </w:r>
     </w:p>
     <w:p>
       <w:pPr>
         <w:numPr>
           <w:ilvl w:val="0"/>
-          <w:numId w:val="2"/>
+          <w:numId w:val="15"/>
         </w:numPr>
       </w:pPr>
       <w:r>
-        <w:t>Fill in:</w:t>
+        <w:t>Configure:</w:t>
       </w:r>
     </w:p>
     <w:p>
       <w:pPr>
         <w:numPr>
           <w:ilvl w:val="1"/>
-          <w:numId w:val="2"/>
+          <w:numId w:val="15"/>
         </w:numPr>
       </w:pPr>
       <w:r>
@@ -283,7 +325,7 @@
       <w:pPr>
         <w:numPr>
           <w:ilvl w:val="1"/>
-          <w:numId w:val="2"/>
+          <w:numId w:val="15"/>
         </w:numPr>
       </w:pPr>
       <w:r>
@@ -306,7 +348,7 @@
       <w:pPr>
         <w:numPr>
           <w:ilvl w:val="1"/>
-          <w:numId w:val="2"/>
+          <w:numId w:val="15"/>
         </w:numPr>
       </w:pPr>
       <w:r>
@@ -314,17 +356,17 @@
           <w:b/>
           <w:bCs/>
         </w:rPr>
-        <w:t>Web service URL</w:t>
-      </w:r>
-      <w:r>
-        <w:t>: http://&lt;order-service-ip&gt;:8080/api/order/TestOrder</w:t>
+        <w:t>Web service URL (backend)</w:t>
+      </w:r>
+      <w:r>
+        <w:t>: http://52.172.92.137:8080/api/order</w:t>
       </w:r>
     </w:p>
     <w:p>
       <w:pPr>
         <w:numPr>
           <w:ilvl w:val="1"/>
-          <w:numId w:val="2"/>
+          <w:numId w:val="15"/>
         </w:numPr>
       </w:pPr>
       <w:r>
@@ -344,33 +386,8 @@
       <w:proofErr w:type="spellEnd"/>
     </w:p>
     <w:p>
-      <w:pPr>
-        <w:numPr>
-          <w:ilvl w:val="1"/>
-          <w:numId w:val="2"/>
-        </w:numPr>
-      </w:pPr>
-      <w:r>
-        <w:t>order-service-</w:t>
-      </w:r>
-      <w:proofErr w:type="spellStart"/>
-      <w:r>
-        <w:t>ip</w:t>
-      </w:r>
-      <w:proofErr w:type="spellEnd"/>
-      <w:r>
-        <w:t xml:space="preserve"> </w:t>
-      </w:r>
-      <w:r>
-        <w:t xml:space="preserve"> = </w:t>
-      </w:r>
-      <w:r>
-        <w:t>52.172.92.137</w:t>
-      </w:r>
-    </w:p>
-    <w:p>
-      <w:r>
-        <w:t>Resulting gateway URL:</w:t>
+      <w:r>
+        <w:t>Resulting Gateway URL pattern:</w:t>
       </w:r>
     </w:p>
     <w:p>
@@ -380,7 +397,7 @@
     </w:p>
     <w:p>
       <w:r>
-        <w:t>https://&lt;apim-instance-name&gt;.azure-api.net/orderservice/api/order/TestOrder</w:t>
+        <w:t>https://testmskapim.azure-api.net/orderservice/&lt;operation-path&gt;</w:t>
       </w:r>
     </w:p>
     <w:p>
@@ -395,46 +412,43 @@
           <w:b/>
           <w:bCs/>
         </w:rPr>
-        <w:t>Step 3: Define Operations</w:t>
+        <w:t>3. Define Operations</w:t>
       </w:r>
     </w:p>
     <w:p>
       <w:pPr>
         <w:numPr>
           <w:ilvl w:val="0"/>
-          <w:numId w:val="3"/>
+          <w:numId w:val="16"/>
         </w:numPr>
       </w:pPr>
       <w:r>
-        <w:t xml:space="preserve">Inside the new API, click </w:t>
+        <w:t xml:space="preserve">Inside API → </w:t>
       </w:r>
       <w:r>
         <w:rPr>
           <w:b/>
           <w:bCs/>
         </w:rPr>
-        <w:t>Add Operation</w:t>
-      </w:r>
-      <w:r>
-        <w:t>.</w:t>
+        <w:t>Design → Add Operation</w:t>
       </w:r>
     </w:p>
     <w:p>
       <w:pPr>
         <w:numPr>
           <w:ilvl w:val="0"/>
-          <w:numId w:val="3"/>
+          <w:numId w:val="16"/>
         </w:numPr>
       </w:pPr>
       <w:r>
-        <w:t>Configure:</w:t>
+        <w:t>Example:</w:t>
       </w:r>
     </w:p>
     <w:p>
       <w:pPr>
         <w:numPr>
           <w:ilvl w:val="1"/>
-          <w:numId w:val="3"/>
+          <w:numId w:val="16"/>
         </w:numPr>
       </w:pPr>
       <w:r>
@@ -452,7 +466,7 @@
       <w:pPr>
         <w:numPr>
           <w:ilvl w:val="1"/>
-          <w:numId w:val="3"/>
+          <w:numId w:val="16"/>
         </w:numPr>
       </w:pPr>
       <w:r>
@@ -460,18 +474,10 @@
           <w:b/>
           <w:bCs/>
         </w:rPr>
-        <w:t>URL</w:t>
+        <w:t>URL path</w:t>
       </w:r>
       <w:r>
         <w:t>: /</w:t>
-      </w:r>
-      <w:proofErr w:type="spellStart"/>
-      <w:r>
-        <w:t>api</w:t>
-      </w:r>
-      <w:proofErr w:type="spellEnd"/>
-      <w:r>
-        <w:t>/order/</w:t>
       </w:r>
       <w:proofErr w:type="spellStart"/>
       <w:r>
@@ -483,7 +489,7 @@
       <w:pPr>
         <w:numPr>
           <w:ilvl w:val="1"/>
-          <w:numId w:val="3"/>
+          <w:numId w:val="16"/>
         </w:numPr>
       </w:pPr>
       <w:r>
@@ -501,11 +507,32 @@
       <w:pPr>
         <w:numPr>
           <w:ilvl w:val="0"/>
-          <w:numId w:val="3"/>
+          <w:numId w:val="16"/>
         </w:numPr>
       </w:pPr>
       <w:r>
-        <w:t>Save the operation.</w:t>
+        <w:t>Save.</w:t>
+      </w:r>
+    </w:p>
+    <w:p>
+      <w:r>
+        <w:lastRenderedPageBreak/>
+        <w:t>Gateway forwards:</w:t>
+      </w:r>
+    </w:p>
+    <w:p>
+      <w:r>
+        <w:t>Code</w:t>
+      </w:r>
+    </w:p>
+    <w:p>
+      <w:r>
+        <w:t>https://testmskapim.azure-api.net/orderservice/TestOrder</w:t>
+      </w:r>
+    </w:p>
+    <w:p>
+      <w:r>
+        <w:t>→ http://52.172.92.137:8080/api/order/TestOrder</w:t>
       </w:r>
     </w:p>
     <w:p>
@@ -520,39 +547,100 @@
           <w:b/>
           <w:bCs/>
         </w:rPr>
-        <w:t>Step 4: Add Authentication (JWT/OAuth2)</w:t>
+        <w:t>4. Authentication</w:t>
       </w:r>
     </w:p>
     <w:p>
       <w:pPr>
         <w:numPr>
           <w:ilvl w:val="0"/>
-          <w:numId w:val="4"/>
+          <w:numId w:val="17"/>
         </w:numPr>
       </w:pPr>
-      <w:r>
-        <w:t xml:space="preserve">Go to </w:t>
-      </w:r>
       <w:r>
         <w:rPr>
           <w:b/>
           <w:bCs/>
         </w:rPr>
-        <w:t>Inbound Processing → Add Policy</w:t>
-      </w:r>
-      <w:r>
-        <w:t>.</w:t>
+        <w:t>Default</w:t>
+      </w:r>
+      <w:r>
+        <w:t>: APIM requires subscription key (</w:t>
+      </w:r>
+      <w:proofErr w:type="spellStart"/>
+      <w:r>
+        <w:t>Ocp</w:t>
+      </w:r>
+      <w:proofErr w:type="spellEnd"/>
+      <w:r>
+        <w:t>-</w:t>
+      </w:r>
+      <w:proofErr w:type="spellStart"/>
+      <w:r>
+        <w:t>Apim</w:t>
+      </w:r>
+      <w:proofErr w:type="spellEnd"/>
+      <w:r>
+        <w:t>-Subscription-Key)</w:t>
       </w:r>
     </w:p>
     <w:p>
       <w:pPr>
         <w:numPr>
           <w:ilvl w:val="0"/>
-          <w:numId w:val="4"/>
+          <w:numId w:val="17"/>
         </w:numPr>
       </w:pPr>
       <w:r>
-        <w:t>Insert &lt;validate-</w:t>
+        <w:t>Options:</w:t>
+      </w:r>
+    </w:p>
+    <w:p>
+      <w:pPr>
+        <w:numPr>
+          <w:ilvl w:val="1"/>
+          <w:numId w:val="17"/>
+        </w:numPr>
+      </w:pPr>
+      <w:r>
+        <w:t>Keep subscription key (secure default)</w:t>
+      </w:r>
+    </w:p>
+    <w:p>
+      <w:pPr>
+        <w:numPr>
+          <w:ilvl w:val="1"/>
+          <w:numId w:val="17"/>
+        </w:numPr>
+      </w:pPr>
+      <w:r>
+        <w:t>Disable subscription requirement (API Settings → Subscription required = Off)</w:t>
+      </w:r>
+    </w:p>
+    <w:p>
+      <w:pPr>
+        <w:numPr>
+          <w:ilvl w:val="1"/>
+          <w:numId w:val="17"/>
+        </w:numPr>
+      </w:pPr>
+      <w:r>
+        <w:t>Enterprise: JWT/OAuth2 validation via inbound policy</w:t>
+      </w:r>
+    </w:p>
+    <w:p>
+      <w:r>
+        <w:t>Example JWT policy:</w:t>
+      </w:r>
+    </w:p>
+    <w:p>
+      <w:r>
+        <w:t>xml</w:t>
+      </w:r>
+    </w:p>
+    <w:p>
+      <w:r>
+        <w:t>&lt;validate-</w:t>
       </w:r>
       <w:proofErr w:type="spellStart"/>
       <w:r>
@@ -560,119 +648,97 @@
       </w:r>
       <w:proofErr w:type="spellEnd"/>
       <w:r>
-        <w:t>&gt; policy:</w:t>
-      </w:r>
-    </w:p>
-    <w:p>
-      <w:r>
-        <w:lastRenderedPageBreak/>
+        <w:t xml:space="preserve"> header-name="Authorization" failed-validation-</w:t>
+      </w:r>
+      <w:proofErr w:type="spellStart"/>
+      <w:r>
+        <w:t>httpcode</w:t>
+      </w:r>
+      <w:proofErr w:type="spellEnd"/>
+      <w:r>
+        <w:t>="401"&gt;</w:t>
+      </w:r>
+    </w:p>
+    <w:p>
+      <w:r>
+        <w:t xml:space="preserve">  &lt;</w:t>
+      </w:r>
+      <w:proofErr w:type="spellStart"/>
+      <w:r>
+        <w:t>openid</w:t>
+      </w:r>
+      <w:proofErr w:type="spellEnd"/>
+      <w:r>
+        <w:t>-config url="https://login.microsoftonline.com/&lt;tenant-id&gt;/v2.0</w:t>
+      </w:r>
+      <w:proofErr w:type="gramStart"/>
+      <w:r>
+        <w:t>/.well</w:t>
+      </w:r>
+      <w:proofErr w:type="gramEnd"/>
+      <w:r>
+        <w:t>-known/openid-configuration" /&gt;</w:t>
+      </w:r>
+    </w:p>
+    <w:p>
+      <w:r>
+        <w:t xml:space="preserve">  &lt;required-claims&gt;</w:t>
+      </w:r>
+    </w:p>
+    <w:p>
+      <w:r>
+        <w:t xml:space="preserve">    &lt;claim name="</w:t>
+      </w:r>
+      <w:proofErr w:type="spellStart"/>
+      <w:r>
+        <w:t>aud</w:t>
+      </w:r>
+      <w:proofErr w:type="spellEnd"/>
+      <w:r>
+        <w:t>" match="any"&gt;</w:t>
+      </w:r>
+    </w:p>
+    <w:p>
+      <w:r>
+        <w:t xml:space="preserve">      &lt;value&gt;api://your-api-client-id&lt;/value&gt;</w:t>
+      </w:r>
+    </w:p>
+    <w:p>
+      <w:r>
+        <w:t xml:space="preserve">    &lt;/claim&gt;</w:t>
+      </w:r>
+    </w:p>
+    <w:p>
+      <w:r>
+        <w:t xml:space="preserve">  &lt;/required-claims&gt;</w:t>
+      </w:r>
+    </w:p>
+    <w:p>
+      <w:r>
+        <w:t>&lt;/validate-</w:t>
+      </w:r>
+      <w:proofErr w:type="spellStart"/>
+      <w:r>
+        <w:t>jwt</w:t>
+      </w:r>
+      <w:proofErr w:type="spellEnd"/>
+      <w:r>
+        <w:t>&gt;</w:t>
+      </w:r>
+    </w:p>
+    <w:p>
+      <w:r>
+        <w:t>Optional rate limiting:</w:t>
+      </w:r>
+    </w:p>
+    <w:p>
+      <w:r>
         <w:t>xml</w:t>
       </w:r>
     </w:p>
     <w:p>
       <w:r>
-        <w:t>&lt;inbound&gt;</w:t>
-      </w:r>
-    </w:p>
-    <w:p>
-      <w:r>
-        <w:t xml:space="preserve">  &lt;validate-</w:t>
-      </w:r>
-      <w:proofErr w:type="spellStart"/>
-      <w:r>
-        <w:t>jwt</w:t>
-      </w:r>
-      <w:proofErr w:type="spellEnd"/>
-      <w:r>
-        <w:t xml:space="preserve"> header-name="Authorization" failed-validation-</w:t>
-      </w:r>
-      <w:proofErr w:type="spellStart"/>
-      <w:r>
-        <w:t>httpcode</w:t>
-      </w:r>
-      <w:proofErr w:type="spellEnd"/>
-      <w:r>
-        <w:t>="401" failed-validation-error-message="Unauthorized"&gt;</w:t>
-      </w:r>
-    </w:p>
-    <w:p>
-      <w:r>
-        <w:t xml:space="preserve">    &lt;</w:t>
-      </w:r>
-      <w:proofErr w:type="spellStart"/>
-      <w:r>
-        <w:t>openid</w:t>
-      </w:r>
-      <w:proofErr w:type="spellEnd"/>
-      <w:r>
-        <w:t>-config url="https://login.microsoftonline.com/&lt;tenant-id&gt;/v2.0/.well-known/openid-configuration" /&gt;</w:t>
-      </w:r>
-    </w:p>
-    <w:p>
-      <w:r>
-        <w:t xml:space="preserve">    &lt;required-claims&gt;</w:t>
-      </w:r>
-    </w:p>
-    <w:p>
-      <w:r>
-        <w:t xml:space="preserve">      &lt;claim name="</w:t>
-      </w:r>
-      <w:proofErr w:type="spellStart"/>
-      <w:r>
-        <w:t>aud</w:t>
-      </w:r>
-      <w:proofErr w:type="spellEnd"/>
-      <w:r>
-        <w:t>" match="any"&gt;</w:t>
-      </w:r>
-    </w:p>
-    <w:p>
-      <w:r>
-        <w:t xml:space="preserve">        &lt;value&gt;your-app-client-id&lt;/value&gt;</w:t>
-      </w:r>
-    </w:p>
-    <w:p>
-      <w:r>
-        <w:t xml:space="preserve">      &lt;/claim&gt;</w:t>
-      </w:r>
-    </w:p>
-    <w:p>
-      <w:r>
-        <w:t xml:space="preserve">    &lt;/required-claims&gt;</w:t>
-      </w:r>
-    </w:p>
-    <w:p>
-      <w:r>
-        <w:t xml:space="preserve">  &lt;/validate-</w:t>
-      </w:r>
-      <w:proofErr w:type="spellStart"/>
-      <w:r>
-        <w:t>jwt</w:t>
-      </w:r>
-      <w:proofErr w:type="spellEnd"/>
-      <w:r>
-        <w:t>&gt;</w:t>
-      </w:r>
-    </w:p>
-    <w:p>
-      <w:r>
-        <w:t xml:space="preserve">  &lt;base /&gt;</w:t>
-      </w:r>
-    </w:p>
-    <w:p>
-      <w:r>
-        <w:t>&lt;/inbound&gt;</w:t>
-      </w:r>
-    </w:p>
-    <w:p>
-      <w:pPr>
-        <w:numPr>
-          <w:ilvl w:val="0"/>
-          <w:numId w:val="4"/>
-        </w:numPr>
-      </w:pPr>
-      <w:r>
-        <w:t>This ensures only valid Azure AD tokens can access the API.</w:t>
+        <w:t>&lt;rate-limit calls="10" renewal-period="60" /&gt;</w:t>
       </w:r>
     </w:p>
     <w:p>
@@ -687,349 +753,257 @@
           <w:b/>
           <w:bCs/>
         </w:rPr>
-        <w:t>Step 5: Add Rate Limiting</w:t>
+        <w:t>5. Test the API</w:t>
       </w:r>
     </w:p>
     <w:p>
       <w:pPr>
         <w:numPr>
           <w:ilvl w:val="0"/>
-          <w:numId w:val="5"/>
+          <w:numId w:val="18"/>
         </w:numPr>
       </w:pPr>
       <w:r>
-        <w:t xml:space="preserve">In the same </w:t>
+        <w:t xml:space="preserve">Use </w:t>
       </w:r>
       <w:r>
         <w:rPr>
           <w:b/>
           <w:bCs/>
         </w:rPr>
-        <w:t>Inbound Processing</w:t>
-      </w:r>
-      <w:r>
-        <w:t xml:space="preserve"> section, add:</w:t>
-      </w:r>
-    </w:p>
-    <w:p>
-      <w:r>
-        <w:t>xml</w:t>
-      </w:r>
-    </w:p>
-    <w:p>
-      <w:r>
-        <w:t>&lt;rate-limit-by-key calls="10" renewal-period="60" counter-key="@(</w:t>
+        <w:t>APIM Test tab</w:t>
+      </w:r>
+      <w:r>
+        <w:t xml:space="preserve"> or browser:</w:t>
+      </w:r>
+    </w:p>
+    <w:p>
+      <w:r>
+        <w:t>Code</w:t>
+      </w:r>
+    </w:p>
+    <w:p>
+      <w:r>
+        <w:t>https://testmskapim.azure-api.net/orderservice/TestOrder</w:t>
+      </w:r>
+    </w:p>
+    <w:p>
+      <w:r>
+        <w:t>With subscription key:</w:t>
+      </w:r>
+    </w:p>
+    <w:p>
+      <w:r>
+        <w:t>bash</w:t>
+      </w:r>
+    </w:p>
+    <w:p>
+      <w:r>
+        <w:t>curl -H "</w:t>
       </w:r>
       <w:proofErr w:type="spellStart"/>
       <w:r>
-        <w:t>context.Subscription?.Key</w:t>
+        <w:t>Ocp</w:t>
       </w:r>
       <w:proofErr w:type="spellEnd"/>
       <w:r>
-        <w:t xml:space="preserve"> ?? </w:t>
+        <w:t>-</w:t>
       </w:r>
       <w:proofErr w:type="spellStart"/>
       <w:r>
-        <w:t>context.Request.IpAddress</w:t>
+        <w:t>Apim</w:t>
       </w:r>
       <w:proofErr w:type="spellEnd"/>
       <w:r>
-        <w:t>)" /&gt;</w:t>
-      </w:r>
-    </w:p>
-    <w:p>
-      <w:pPr>
-        <w:numPr>
-          <w:ilvl w:val="0"/>
-          <w:numId w:val="5"/>
-        </w:numPr>
-      </w:pPr>
-      <w:r>
-        <w:t xml:space="preserve">This limits each client to </w:t>
-      </w:r>
-      <w:r>
+        <w:t>-Subscription-Key: &lt;key&gt;" \</w:t>
+      </w:r>
+    </w:p>
+    <w:p>
+      <w:r>
+        <w:lastRenderedPageBreak/>
+        <w:t xml:space="preserve">     https://testmskapim.azure-api.net/orderservice/TestOrder</w:t>
+      </w:r>
+    </w:p>
+    <w:p>
+      <w:r>
+        <w:t>With JWT:</w:t>
+      </w:r>
+    </w:p>
+    <w:p>
+      <w:r>
+        <w:t>bash</w:t>
+      </w:r>
+    </w:p>
+    <w:p>
+      <w:r>
+        <w:t>curl -H "Authorization: Bearer &lt;JWT_TOKEN&gt;" \</w:t>
+      </w:r>
+    </w:p>
+    <w:p>
+      <w:r>
+        <w:t xml:space="preserve">     -H "</w:t>
+      </w:r>
+      <w:proofErr w:type="spellStart"/>
+      <w:r>
+        <w:t>Ocp</w:t>
+      </w:r>
+      <w:proofErr w:type="spellEnd"/>
+      <w:r>
+        <w:t>-</w:t>
+      </w:r>
+      <w:proofErr w:type="spellStart"/>
+      <w:r>
+        <w:t>Apim</w:t>
+      </w:r>
+      <w:proofErr w:type="spellEnd"/>
+      <w:r>
+        <w:t>-Subscription-Key: &lt;key&gt;" \</w:t>
+      </w:r>
+    </w:p>
+    <w:p>
+      <w:r>
+        <w:t xml:space="preserve">     https://testmskapim.azure-api.net/orderservice/TestOrder</w:t>
+      </w:r>
+    </w:p>
+    <w:p>
+      <w:pPr>
         <w:rPr>
           <w:b/>
           <w:bCs/>
         </w:rPr>
-        <w:t>10 calls per minute</w:t>
-      </w:r>
-      <w:r>
-        <w:t>.</w:t>
-      </w:r>
-    </w:p>
-    <w:p>
-      <w:pPr>
+      </w:pPr>
+      <w:r>
         <w:rPr>
           <w:b/>
           <w:bCs/>
         </w:rPr>
-      </w:pPr>
+        <w:t>6. Add More Microservices</w:t>
+      </w:r>
+    </w:p>
+    <w:p>
+      <w:r>
+        <w:t>Repeat for each service:</w:t>
+      </w:r>
+    </w:p>
+    <w:p>
+      <w:pPr>
+        <w:numPr>
+          <w:ilvl w:val="0"/>
+          <w:numId w:val="19"/>
+        </w:numPr>
+      </w:pPr>
+      <w:proofErr w:type="spellStart"/>
       <w:r>
         <w:rPr>
           <w:b/>
           <w:bCs/>
         </w:rPr>
-        <w:t>Step 6: Save &amp; Test</w:t>
-      </w:r>
+        <w:t>PaymentService</w:t>
+      </w:r>
+      <w:proofErr w:type="spellEnd"/>
+    </w:p>
+    <w:p>
+      <w:pPr>
+        <w:numPr>
+          <w:ilvl w:val="1"/>
+          <w:numId w:val="19"/>
+        </w:numPr>
+      </w:pPr>
+      <w:r>
+        <w:t>Backend: http://&lt;payment-service-ip&gt;:8080/api/payment</w:t>
+      </w:r>
+    </w:p>
+    <w:p>
+      <w:pPr>
+        <w:numPr>
+          <w:ilvl w:val="1"/>
+          <w:numId w:val="19"/>
+        </w:numPr>
+      </w:pPr>
+      <w:r>
+        <w:t xml:space="preserve">API suffix: </w:t>
+      </w:r>
+      <w:proofErr w:type="spellStart"/>
+      <w:r>
+        <w:t>paymentservice</w:t>
+      </w:r>
+      <w:proofErr w:type="spellEnd"/>
+    </w:p>
+    <w:p>
+      <w:pPr>
+        <w:numPr>
+          <w:ilvl w:val="1"/>
+          <w:numId w:val="19"/>
+        </w:numPr>
+      </w:pPr>
+      <w:r>
+        <w:t>Operation: /</w:t>
+      </w:r>
+      <w:proofErr w:type="spellStart"/>
+      <w:r>
+        <w:t>TestPayment</w:t>
+      </w:r>
+      <w:proofErr w:type="spellEnd"/>
     </w:p>
     <w:p>
       <w:pPr>
         <w:numPr>
           <w:ilvl w:val="0"/>
-          <w:numId w:val="6"/>
+          <w:numId w:val="19"/>
         </w:numPr>
       </w:pPr>
-      <w:r>
-        <w:t>Save the configuration.</w:t>
-      </w:r>
-    </w:p>
-    <w:p>
-      <w:pPr>
-        <w:numPr>
-          <w:ilvl w:val="0"/>
-          <w:numId w:val="6"/>
-        </w:numPr>
-      </w:pPr>
-      <w:r>
-        <w:t>Test with curl:</w:t>
-      </w:r>
-    </w:p>
-    <w:p>
-      <w:r>
-        <w:t>bash</w:t>
-      </w:r>
-    </w:p>
-    <w:p>
-      <w:r>
-        <w:t>curl https://&lt;apim-instance-name&gt;.azure-api.net/orderservice/api/order/TestOrder \</w:t>
-      </w:r>
-    </w:p>
-    <w:p>
-      <w:r>
-        <w:t xml:space="preserve">  -H "</w:t>
-      </w:r>
       <w:proofErr w:type="spellStart"/>
       <w:r>
-        <w:t>Ocp</w:t>
-      </w:r>
-      <w:proofErr w:type="spellEnd"/>
-      <w:r>
-        <w:t>-</w:t>
-      </w:r>
-      <w:proofErr w:type="spellStart"/>
-      <w:r>
-        <w:t>Apim</w:t>
-      </w:r>
-      <w:proofErr w:type="spellEnd"/>
-      <w:r>
-        <w:t>-Subscription-Key: &lt;your-subscription-key&gt;" \</w:t>
-      </w:r>
-    </w:p>
-    <w:p>
-      <w:r>
-        <w:t xml:space="preserve">  -H "Authorization: Bearer &lt;valid-</w:t>
-      </w:r>
-      <w:proofErr w:type="spellStart"/>
-      <w:r>
-        <w:t>jwt</w:t>
-      </w:r>
-      <w:proofErr w:type="spellEnd"/>
-      <w:r>
-        <w:t>&gt;"</w:t>
-      </w:r>
-    </w:p>
-    <w:p>
-      <w:pPr>
-        <w:numPr>
-          <w:ilvl w:val="0"/>
-          <w:numId w:val="6"/>
-        </w:numPr>
-      </w:pPr>
-      <w:r>
-        <w:t>Expected results:</w:t>
-      </w:r>
-    </w:p>
-    <w:p>
-      <w:pPr>
-        <w:numPr>
-          <w:ilvl w:val="1"/>
-          <w:numId w:val="6"/>
-        </w:numPr>
-      </w:pPr>
-      <w:r>
-        <w:t xml:space="preserve">Valid JWT → forwards to </w:t>
-      </w:r>
-      <w:proofErr w:type="spellStart"/>
-      <w:r>
-        <w:t>OrderService</w:t>
-      </w:r>
-      <w:proofErr w:type="spellEnd"/>
-      <w:r>
-        <w:t xml:space="preserve"> and returns response.</w:t>
-      </w:r>
-    </w:p>
-    <w:p>
-      <w:pPr>
-        <w:numPr>
-          <w:ilvl w:val="1"/>
-          <w:numId w:val="6"/>
-        </w:numPr>
-      </w:pPr>
-      <w:r>
-        <w:t>No JWT / invalid JWT → 401 Unauthorized.</w:t>
-      </w:r>
-    </w:p>
-    <w:p>
-      <w:pPr>
-        <w:numPr>
-          <w:ilvl w:val="1"/>
-          <w:numId w:val="6"/>
-        </w:numPr>
-      </w:pPr>
-      <w:r>
-        <w:t>Exceeding rate limit → 429 Too Many Requests.</w:t>
-      </w:r>
-    </w:p>
-    <w:p>
-      <w:pPr>
         <w:rPr>
           <w:b/>
           <w:bCs/>
         </w:rPr>
-      </w:pPr>
-      <w:r>
-        <w:rPr>
-          <w:rFonts w:ascii="Segoe UI Emoji" w:hAnsi="Segoe UI Emoji" w:cs="Segoe UI Emoji"/>
-          <w:b/>
-          <w:bCs/>
-        </w:rPr>
-        <w:lastRenderedPageBreak/>
-        <w:t>✅</w:t>
-      </w:r>
-      <w:r>
-        <w:rPr>
-          <w:b/>
-          <w:bCs/>
-        </w:rPr>
-        <w:t xml:space="preserve"> Key Takeaways</w:t>
-      </w:r>
+        <w:t>ShippingService</w:t>
+      </w:r>
+      <w:proofErr w:type="spellEnd"/>
     </w:p>
     <w:p>
       <w:pPr>
         <w:numPr>
-          <w:ilvl w:val="0"/>
-          <w:numId w:val="7"/>
+          <w:ilvl w:val="1"/>
+          <w:numId w:val="19"/>
         </w:numPr>
       </w:pPr>
       <w:r>
-        <w:rPr>
-          <w:b/>
-          <w:bCs/>
-        </w:rPr>
-        <w:t>APIM service creation is mandatory</w:t>
-      </w:r>
-      <w:r>
-        <w:t xml:space="preserve"> — it hosts the API Gateway.</w:t>
+        <w:t>Backend: http://&lt;shipping-service-ip&gt;:8080/api/shipping</w:t>
       </w:r>
     </w:p>
     <w:p>
       <w:pPr>
         <w:numPr>
-          <w:ilvl w:val="0"/>
-          <w:numId w:val="7"/>
+          <w:ilvl w:val="1"/>
+          <w:numId w:val="19"/>
         </w:numPr>
       </w:pPr>
       <w:r>
-        <w:t xml:space="preserve">Choose </w:t>
-      </w:r>
-      <w:r>
-        <w:rPr>
-          <w:b/>
-          <w:bCs/>
-        </w:rPr>
-        <w:t>HTTP</w:t>
-      </w:r>
-      <w:r>
-        <w:t xml:space="preserve"> when exposing REST microservices.</w:t>
-      </w:r>
+        <w:t xml:space="preserve">API suffix: </w:t>
+      </w:r>
+      <w:proofErr w:type="spellStart"/>
+      <w:r>
+        <w:t>shippingservice</w:t>
+      </w:r>
+      <w:proofErr w:type="spellEnd"/>
     </w:p>
     <w:p>
       <w:pPr>
         <w:numPr>
-          <w:ilvl w:val="0"/>
-          <w:numId w:val="7"/>
+          <w:ilvl w:val="1"/>
+          <w:numId w:val="19"/>
         </w:numPr>
       </w:pPr>
       <w:r>
-        <w:t>Define operations for each endpoint (GET /</w:t>
+        <w:t>Operation: /</w:t>
       </w:r>
       <w:proofErr w:type="spellStart"/>
       <w:r>
-        <w:t>api</w:t>
+        <w:t>TestShipping</w:t>
       </w:r>
       <w:proofErr w:type="spellEnd"/>
-      <w:r>
-        <w:t>/order/</w:t>
-      </w:r>
-      <w:proofErr w:type="spellStart"/>
-      <w:r>
-        <w:t>TestOrder</w:t>
-      </w:r>
-      <w:proofErr w:type="spellEnd"/>
-      <w:r>
-        <w:t>, POST /</w:t>
-      </w:r>
-      <w:proofErr w:type="spellStart"/>
-      <w:r>
-        <w:t>api</w:t>
-      </w:r>
-      <w:proofErr w:type="spellEnd"/>
-      <w:r>
-        <w:t>/order/place, etc.).</w:t>
-      </w:r>
-    </w:p>
-    <w:p>
-      <w:pPr>
-        <w:numPr>
-          <w:ilvl w:val="0"/>
-          <w:numId w:val="7"/>
-        </w:numPr>
-      </w:pPr>
-      <w:r>
-        <w:t xml:space="preserve">Add </w:t>
-      </w:r>
-      <w:r>
-        <w:rPr>
-          <w:b/>
-          <w:bCs/>
-        </w:rPr>
-        <w:t>JWT validation</w:t>
-      </w:r>
-      <w:r>
-        <w:t xml:space="preserve"> for authentication and </w:t>
-      </w:r>
-      <w:r>
-        <w:rPr>
-          <w:b/>
-          <w:bCs/>
-        </w:rPr>
-        <w:t>rate limiting</w:t>
-      </w:r>
-      <w:r>
-        <w:t xml:space="preserve"> for traffic control.</w:t>
-      </w:r>
-    </w:p>
-    <w:p>
-      <w:pPr>
-        <w:numPr>
-          <w:ilvl w:val="0"/>
-          <w:numId w:val="7"/>
-        </w:numPr>
-      </w:pPr>
-      <w:r>
-        <w:t>APIM gateway URL becomes the single secure entry point for clients.</w:t>
-      </w:r>
     </w:p>
     <w:p/>
     <w:sectPr>
@@ -1045,6 +1019,453 @@
 <file path=word/numbering.xml><?xml version="1.0" encoding="utf-8"?>
 <w:numbering xmlns:wpc="http://schemas.microsoft.com/office/word/2010/wordprocessingCanvas" xmlns:cx="http://schemas.microsoft.com/office/drawing/2014/chartex" xmlns:cx1="http://schemas.microsoft.com/office/drawing/2015/9/8/chartex" xmlns:cx2="http://schemas.microsoft.com/office/drawing/2015/10/21/chartex" xmlns:cx3="http://schemas.microsoft.com/office/drawing/2016/5/9/chartex" xmlns:cx4="http://schemas.microsoft.com/office/drawing/2016/5/10/chartex" xmlns:cx5="http://schemas.microsoft.com/office/drawing/2016/5/11/chartex" xmlns:cx6="http://schemas.microsoft.com/office/drawing/2016/5/12/chartex" xmlns:cx7="http://schemas.microsoft.com/office/drawing/2016/5/13/chartex" xmlns:cx8="http://schemas.microsoft.com/office/drawing/2016/5/14/chartex" xmlns:mc="http://schemas.openxmlformats.org/markup-compatibility/2006" xmlns:aink="http://schemas.microsoft.com/office/drawing/2016/ink" xmlns:am3d="http://schemas.microsoft.com/office/drawing/2017/model3d" xmlns:o="urn:schemas-microsoft-com:office:office" xmlns:oel="http://schemas.microsoft.com/office/2019/extlst" xmlns:r="http://schemas.openxmlformats.org/officeDocument/2006/relationships" xmlns:m="http://schemas.openxmlformats.org/officeDocument/2006/math" xmlns:v="urn:schemas-microsoft-com:vml" xmlns:wp14="http://schemas.microsoft.com/office/word/2010/wordprocessingDrawing" xmlns:wp="http://schemas.openxmlformats.org/drawingml/2006/wordprocessingDrawing" xmlns:w10="urn:schemas-microsoft-com:office:word" xmlns:w="http://schemas.openxmlformats.org/wordprocessingml/2006/main" xmlns:w14="http://schemas.microsoft.com/office/word/2010/wordml" xmlns:w15="http://schemas.microsoft.com/office/word/2012/wordml" xmlns:w16cex="http://schemas.microsoft.com/office/word/2018/wordml/cex" xmlns:w16cid="http://schemas.microsoft.com/office/word/2016/wordml/cid" xmlns:w16="http://schemas.microsoft.com/office/word/2018/wordml" xmlns:w16du="http://schemas.microsoft.com/office/word/2023/wordml/word16du" xmlns:w16sdtdh="http://schemas.microsoft.com/office/word/2020/wordml/sdtdatahash" xmlns:w16sdtfl="http://schemas.microsoft.com/office/word/2024/wordml/sdtformatlock" xmlns:w16se="http://schemas.microsoft.com/office/word/2015/wordml/symex" xmlns:wpg="http://schemas.microsoft.com/office/word/2010/wordprocessingGroup" xmlns:wpi="http://schemas.microsoft.com/office/word/2010/wordprocessingInk" xmlns:wne="http://schemas.microsoft.com/office/word/2006/wordml" xmlns:wps="http://schemas.microsoft.com/office/word/2010/wordprocessingShape" mc:Ignorable="w14 w15 w16se w16cid w16 w16cex w16sdtdh w16sdtfl w16du wp14">
   <w:abstractNum w:abstractNumId="0" w15:restartNumberingAfterBreak="0">
+    <w:nsid w:val="00C5361C"/>
+    <w:multiLevelType w:val="multilevel"/>
+    <w:tmpl w:val="42564406"/>
+    <w:lvl w:ilvl="0">
+      <w:start w:val="1"/>
+      <w:numFmt w:val="bullet"/>
+      <w:lvlText w:val=""/>
+      <w:lvlJc w:val="left"/>
+      <w:pPr>
+        <w:tabs>
+          <w:tab w:val="num" w:pos="720"/>
+        </w:tabs>
+        <w:ind w:left="720" w:hanging="360"/>
+      </w:pPr>
+      <w:rPr>
+        <w:rFonts w:ascii="Symbol" w:hAnsi="Symbol" w:hint="default"/>
+        <w:sz w:val="20"/>
+      </w:rPr>
+    </w:lvl>
+    <w:lvl w:ilvl="1">
+      <w:start w:val="1"/>
+      <w:numFmt w:val="bullet"/>
+      <w:lvlText w:val="o"/>
+      <w:lvlJc w:val="left"/>
+      <w:pPr>
+        <w:tabs>
+          <w:tab w:val="num" w:pos="1440"/>
+        </w:tabs>
+        <w:ind w:left="1440" w:hanging="360"/>
+      </w:pPr>
+      <w:rPr>
+        <w:rFonts w:ascii="Courier New" w:hAnsi="Courier New" w:hint="default"/>
+        <w:sz w:val="20"/>
+      </w:rPr>
+    </w:lvl>
+    <w:lvl w:ilvl="2" w:tentative="1">
+      <w:start w:val="1"/>
+      <w:numFmt w:val="bullet"/>
+      <w:lvlText w:val=""/>
+      <w:lvlJc w:val="left"/>
+      <w:pPr>
+        <w:tabs>
+          <w:tab w:val="num" w:pos="2160"/>
+        </w:tabs>
+        <w:ind w:left="2160" w:hanging="360"/>
+      </w:pPr>
+      <w:rPr>
+        <w:rFonts w:ascii="Wingdings" w:hAnsi="Wingdings" w:hint="default"/>
+        <w:sz w:val="20"/>
+      </w:rPr>
+    </w:lvl>
+    <w:lvl w:ilvl="3" w:tentative="1">
+      <w:start w:val="1"/>
+      <w:numFmt w:val="bullet"/>
+      <w:lvlText w:val=""/>
+      <w:lvlJc w:val="left"/>
+      <w:pPr>
+        <w:tabs>
+          <w:tab w:val="num" w:pos="2880"/>
+        </w:tabs>
+        <w:ind w:left="2880" w:hanging="360"/>
+      </w:pPr>
+      <w:rPr>
+        <w:rFonts w:ascii="Wingdings" w:hAnsi="Wingdings" w:hint="default"/>
+        <w:sz w:val="20"/>
+      </w:rPr>
+    </w:lvl>
+    <w:lvl w:ilvl="4" w:tentative="1">
+      <w:start w:val="1"/>
+      <w:numFmt w:val="bullet"/>
+      <w:lvlText w:val=""/>
+      <w:lvlJc w:val="left"/>
+      <w:pPr>
+        <w:tabs>
+          <w:tab w:val="num" w:pos="3600"/>
+        </w:tabs>
+        <w:ind w:left="3600" w:hanging="360"/>
+      </w:pPr>
+      <w:rPr>
+        <w:rFonts w:ascii="Wingdings" w:hAnsi="Wingdings" w:hint="default"/>
+        <w:sz w:val="20"/>
+      </w:rPr>
+    </w:lvl>
+    <w:lvl w:ilvl="5" w:tentative="1">
+      <w:start w:val="1"/>
+      <w:numFmt w:val="bullet"/>
+      <w:lvlText w:val=""/>
+      <w:lvlJc w:val="left"/>
+      <w:pPr>
+        <w:tabs>
+          <w:tab w:val="num" w:pos="4320"/>
+        </w:tabs>
+        <w:ind w:left="4320" w:hanging="360"/>
+      </w:pPr>
+      <w:rPr>
+        <w:rFonts w:ascii="Wingdings" w:hAnsi="Wingdings" w:hint="default"/>
+        <w:sz w:val="20"/>
+      </w:rPr>
+    </w:lvl>
+    <w:lvl w:ilvl="6" w:tentative="1">
+      <w:start w:val="1"/>
+      <w:numFmt w:val="bullet"/>
+      <w:lvlText w:val=""/>
+      <w:lvlJc w:val="left"/>
+      <w:pPr>
+        <w:tabs>
+          <w:tab w:val="num" w:pos="5040"/>
+        </w:tabs>
+        <w:ind w:left="5040" w:hanging="360"/>
+      </w:pPr>
+      <w:rPr>
+        <w:rFonts w:ascii="Wingdings" w:hAnsi="Wingdings" w:hint="default"/>
+        <w:sz w:val="20"/>
+      </w:rPr>
+    </w:lvl>
+    <w:lvl w:ilvl="7" w:tentative="1">
+      <w:start w:val="1"/>
+      <w:numFmt w:val="bullet"/>
+      <w:lvlText w:val=""/>
+      <w:lvlJc w:val="left"/>
+      <w:pPr>
+        <w:tabs>
+          <w:tab w:val="num" w:pos="5760"/>
+        </w:tabs>
+        <w:ind w:left="5760" w:hanging="360"/>
+      </w:pPr>
+      <w:rPr>
+        <w:rFonts w:ascii="Wingdings" w:hAnsi="Wingdings" w:hint="default"/>
+        <w:sz w:val="20"/>
+      </w:rPr>
+    </w:lvl>
+    <w:lvl w:ilvl="8" w:tentative="1">
+      <w:start w:val="1"/>
+      <w:numFmt w:val="bullet"/>
+      <w:lvlText w:val=""/>
+      <w:lvlJc w:val="left"/>
+      <w:pPr>
+        <w:tabs>
+          <w:tab w:val="num" w:pos="6480"/>
+        </w:tabs>
+        <w:ind w:left="6480" w:hanging="360"/>
+      </w:pPr>
+      <w:rPr>
+        <w:rFonts w:ascii="Wingdings" w:hAnsi="Wingdings" w:hint="default"/>
+        <w:sz w:val="20"/>
+      </w:rPr>
+    </w:lvl>
+  </w:abstractNum>
+  <w:abstractNum w:abstractNumId="1" w15:restartNumberingAfterBreak="0">
+    <w:nsid w:val="05705082"/>
+    <w:multiLevelType w:val="multilevel"/>
+    <w:tmpl w:val="8614240C"/>
+    <w:lvl w:ilvl="0">
+      <w:start w:val="1"/>
+      <w:numFmt w:val="bullet"/>
+      <w:lvlText w:val=""/>
+      <w:lvlJc w:val="left"/>
+      <w:pPr>
+        <w:tabs>
+          <w:tab w:val="num" w:pos="720"/>
+        </w:tabs>
+        <w:ind w:left="720" w:hanging="360"/>
+      </w:pPr>
+      <w:rPr>
+        <w:rFonts w:ascii="Symbol" w:hAnsi="Symbol" w:hint="default"/>
+        <w:sz w:val="20"/>
+      </w:rPr>
+    </w:lvl>
+    <w:lvl w:ilvl="1">
+      <w:start w:val="1"/>
+      <w:numFmt w:val="bullet"/>
+      <w:lvlText w:val="o"/>
+      <w:lvlJc w:val="left"/>
+      <w:pPr>
+        <w:tabs>
+          <w:tab w:val="num" w:pos="1440"/>
+        </w:tabs>
+        <w:ind w:left="1440" w:hanging="360"/>
+      </w:pPr>
+      <w:rPr>
+        <w:rFonts w:ascii="Courier New" w:hAnsi="Courier New" w:hint="default"/>
+        <w:sz w:val="20"/>
+      </w:rPr>
+    </w:lvl>
+    <w:lvl w:ilvl="2" w:tentative="1">
+      <w:start w:val="1"/>
+      <w:numFmt w:val="bullet"/>
+      <w:lvlText w:val=""/>
+      <w:lvlJc w:val="left"/>
+      <w:pPr>
+        <w:tabs>
+          <w:tab w:val="num" w:pos="2160"/>
+        </w:tabs>
+        <w:ind w:left="2160" w:hanging="360"/>
+      </w:pPr>
+      <w:rPr>
+        <w:rFonts w:ascii="Wingdings" w:hAnsi="Wingdings" w:hint="default"/>
+        <w:sz w:val="20"/>
+      </w:rPr>
+    </w:lvl>
+    <w:lvl w:ilvl="3" w:tentative="1">
+      <w:start w:val="1"/>
+      <w:numFmt w:val="bullet"/>
+      <w:lvlText w:val=""/>
+      <w:lvlJc w:val="left"/>
+      <w:pPr>
+        <w:tabs>
+          <w:tab w:val="num" w:pos="2880"/>
+        </w:tabs>
+        <w:ind w:left="2880" w:hanging="360"/>
+      </w:pPr>
+      <w:rPr>
+        <w:rFonts w:ascii="Wingdings" w:hAnsi="Wingdings" w:hint="default"/>
+        <w:sz w:val="20"/>
+      </w:rPr>
+    </w:lvl>
+    <w:lvl w:ilvl="4" w:tentative="1">
+      <w:start w:val="1"/>
+      <w:numFmt w:val="bullet"/>
+      <w:lvlText w:val=""/>
+      <w:lvlJc w:val="left"/>
+      <w:pPr>
+        <w:tabs>
+          <w:tab w:val="num" w:pos="3600"/>
+        </w:tabs>
+        <w:ind w:left="3600" w:hanging="360"/>
+      </w:pPr>
+      <w:rPr>
+        <w:rFonts w:ascii="Wingdings" w:hAnsi="Wingdings" w:hint="default"/>
+        <w:sz w:val="20"/>
+      </w:rPr>
+    </w:lvl>
+    <w:lvl w:ilvl="5" w:tentative="1">
+      <w:start w:val="1"/>
+      <w:numFmt w:val="bullet"/>
+      <w:lvlText w:val=""/>
+      <w:lvlJc w:val="left"/>
+      <w:pPr>
+        <w:tabs>
+          <w:tab w:val="num" w:pos="4320"/>
+        </w:tabs>
+        <w:ind w:left="4320" w:hanging="360"/>
+      </w:pPr>
+      <w:rPr>
+        <w:rFonts w:ascii="Wingdings" w:hAnsi="Wingdings" w:hint="default"/>
+        <w:sz w:val="20"/>
+      </w:rPr>
+    </w:lvl>
+    <w:lvl w:ilvl="6" w:tentative="1">
+      <w:start w:val="1"/>
+      <w:numFmt w:val="bullet"/>
+      <w:lvlText w:val=""/>
+      <w:lvlJc w:val="left"/>
+      <w:pPr>
+        <w:tabs>
+          <w:tab w:val="num" w:pos="5040"/>
+        </w:tabs>
+        <w:ind w:left="5040" w:hanging="360"/>
+      </w:pPr>
+      <w:rPr>
+        <w:rFonts w:ascii="Wingdings" w:hAnsi="Wingdings" w:hint="default"/>
+        <w:sz w:val="20"/>
+      </w:rPr>
+    </w:lvl>
+    <w:lvl w:ilvl="7" w:tentative="1">
+      <w:start w:val="1"/>
+      <w:numFmt w:val="bullet"/>
+      <w:lvlText w:val=""/>
+      <w:lvlJc w:val="left"/>
+      <w:pPr>
+        <w:tabs>
+          <w:tab w:val="num" w:pos="5760"/>
+        </w:tabs>
+        <w:ind w:left="5760" w:hanging="360"/>
+      </w:pPr>
+      <w:rPr>
+        <w:rFonts w:ascii="Wingdings" w:hAnsi="Wingdings" w:hint="default"/>
+        <w:sz w:val="20"/>
+      </w:rPr>
+    </w:lvl>
+    <w:lvl w:ilvl="8" w:tentative="1">
+      <w:start w:val="1"/>
+      <w:numFmt w:val="bullet"/>
+      <w:lvlText w:val=""/>
+      <w:lvlJc w:val="left"/>
+      <w:pPr>
+        <w:tabs>
+          <w:tab w:val="num" w:pos="6480"/>
+        </w:tabs>
+        <w:ind w:left="6480" w:hanging="360"/>
+      </w:pPr>
+      <w:rPr>
+        <w:rFonts w:ascii="Wingdings" w:hAnsi="Wingdings" w:hint="default"/>
+        <w:sz w:val="20"/>
+      </w:rPr>
+    </w:lvl>
+  </w:abstractNum>
+  <w:abstractNum w:abstractNumId="2" w15:restartNumberingAfterBreak="0">
+    <w:nsid w:val="07A330DB"/>
+    <w:multiLevelType w:val="multilevel"/>
+    <w:tmpl w:val="F5EE648E"/>
+    <w:lvl w:ilvl="0">
+      <w:start w:val="1"/>
+      <w:numFmt w:val="bullet"/>
+      <w:lvlText w:val=""/>
+      <w:lvlJc w:val="left"/>
+      <w:pPr>
+        <w:tabs>
+          <w:tab w:val="num" w:pos="720"/>
+        </w:tabs>
+        <w:ind w:left="720" w:hanging="360"/>
+      </w:pPr>
+      <w:rPr>
+        <w:rFonts w:ascii="Symbol" w:hAnsi="Symbol" w:hint="default"/>
+        <w:sz w:val="20"/>
+      </w:rPr>
+    </w:lvl>
+    <w:lvl w:ilvl="1">
+      <w:start w:val="1"/>
+      <w:numFmt w:val="bullet"/>
+      <w:lvlText w:val="o"/>
+      <w:lvlJc w:val="left"/>
+      <w:pPr>
+        <w:tabs>
+          <w:tab w:val="num" w:pos="1440"/>
+        </w:tabs>
+        <w:ind w:left="1440" w:hanging="360"/>
+      </w:pPr>
+      <w:rPr>
+        <w:rFonts w:ascii="Courier New" w:hAnsi="Courier New" w:hint="default"/>
+        <w:sz w:val="20"/>
+      </w:rPr>
+    </w:lvl>
+    <w:lvl w:ilvl="2" w:tentative="1">
+      <w:start w:val="1"/>
+      <w:numFmt w:val="bullet"/>
+      <w:lvlText w:val=""/>
+      <w:lvlJc w:val="left"/>
+      <w:pPr>
+        <w:tabs>
+          <w:tab w:val="num" w:pos="2160"/>
+        </w:tabs>
+        <w:ind w:left="2160" w:hanging="360"/>
+      </w:pPr>
+      <w:rPr>
+        <w:rFonts w:ascii="Wingdings" w:hAnsi="Wingdings" w:hint="default"/>
+        <w:sz w:val="20"/>
+      </w:rPr>
+    </w:lvl>
+    <w:lvl w:ilvl="3" w:tentative="1">
+      <w:start w:val="1"/>
+      <w:numFmt w:val="bullet"/>
+      <w:lvlText w:val=""/>
+      <w:lvlJc w:val="left"/>
+      <w:pPr>
+        <w:tabs>
+          <w:tab w:val="num" w:pos="2880"/>
+        </w:tabs>
+        <w:ind w:left="2880" w:hanging="360"/>
+      </w:pPr>
+      <w:rPr>
+        <w:rFonts w:ascii="Wingdings" w:hAnsi="Wingdings" w:hint="default"/>
+        <w:sz w:val="20"/>
+      </w:rPr>
+    </w:lvl>
+    <w:lvl w:ilvl="4" w:tentative="1">
+      <w:start w:val="1"/>
+      <w:numFmt w:val="bullet"/>
+      <w:lvlText w:val=""/>
+      <w:lvlJc w:val="left"/>
+      <w:pPr>
+        <w:tabs>
+          <w:tab w:val="num" w:pos="3600"/>
+        </w:tabs>
+        <w:ind w:left="3600" w:hanging="360"/>
+      </w:pPr>
+      <w:rPr>
+        <w:rFonts w:ascii="Wingdings" w:hAnsi="Wingdings" w:hint="default"/>
+        <w:sz w:val="20"/>
+      </w:rPr>
+    </w:lvl>
+    <w:lvl w:ilvl="5" w:tentative="1">
+      <w:start w:val="1"/>
+      <w:numFmt w:val="bullet"/>
+      <w:lvlText w:val=""/>
+      <w:lvlJc w:val="left"/>
+      <w:pPr>
+        <w:tabs>
+          <w:tab w:val="num" w:pos="4320"/>
+        </w:tabs>
+        <w:ind w:left="4320" w:hanging="360"/>
+      </w:pPr>
+      <w:rPr>
+        <w:rFonts w:ascii="Wingdings" w:hAnsi="Wingdings" w:hint="default"/>
+        <w:sz w:val="20"/>
+      </w:rPr>
+    </w:lvl>
+    <w:lvl w:ilvl="6" w:tentative="1">
+      <w:start w:val="1"/>
+      <w:numFmt w:val="bullet"/>
+      <w:lvlText w:val=""/>
+      <w:lvlJc w:val="left"/>
+      <w:pPr>
+        <w:tabs>
+          <w:tab w:val="num" w:pos="5040"/>
+        </w:tabs>
+        <w:ind w:left="5040" w:hanging="360"/>
+      </w:pPr>
+      <w:rPr>
+        <w:rFonts w:ascii="Wingdings" w:hAnsi="Wingdings" w:hint="default"/>
+        <w:sz w:val="20"/>
+      </w:rPr>
+    </w:lvl>
+    <w:lvl w:ilvl="7" w:tentative="1">
+      <w:start w:val="1"/>
+      <w:numFmt w:val="bullet"/>
+      <w:lvlText w:val=""/>
+      <w:lvlJc w:val="left"/>
+      <w:pPr>
+        <w:tabs>
+          <w:tab w:val="num" w:pos="5760"/>
+        </w:tabs>
+        <w:ind w:left="5760" w:hanging="360"/>
+      </w:pPr>
+      <w:rPr>
+        <w:rFonts w:ascii="Wingdings" w:hAnsi="Wingdings" w:hint="default"/>
+        <w:sz w:val="20"/>
+      </w:rPr>
+    </w:lvl>
+    <w:lvl w:ilvl="8" w:tentative="1">
+      <w:start w:val="1"/>
+      <w:numFmt w:val="bullet"/>
+      <w:lvlText w:val=""/>
+      <w:lvlJc w:val="left"/>
+      <w:pPr>
+        <w:tabs>
+          <w:tab w:val="num" w:pos="6480"/>
+        </w:tabs>
+        <w:ind w:left="6480" w:hanging="360"/>
+      </w:pPr>
+      <w:rPr>
+        <w:rFonts w:ascii="Wingdings" w:hAnsi="Wingdings" w:hint="default"/>
+        <w:sz w:val="20"/>
+      </w:rPr>
+    </w:lvl>
+  </w:abstractNum>
+  <w:abstractNum w:abstractNumId="3" w15:restartNumberingAfterBreak="0">
     <w:nsid w:val="0BCD787F"/>
     <w:multiLevelType w:val="multilevel"/>
     <w:tmpl w:val="0866AE4E"/>
@@ -1193,7 +1614,156 @@
       </w:rPr>
     </w:lvl>
   </w:abstractNum>
-  <w:abstractNum w:abstractNumId="1" w15:restartNumberingAfterBreak="0">
+  <w:abstractNum w:abstractNumId="4" w15:restartNumberingAfterBreak="0">
+    <w:nsid w:val="12DC4702"/>
+    <w:multiLevelType w:val="multilevel"/>
+    <w:tmpl w:val="A948D0F0"/>
+    <w:lvl w:ilvl="0">
+      <w:start w:val="1"/>
+      <w:numFmt w:val="bullet"/>
+      <w:lvlText w:val=""/>
+      <w:lvlJc w:val="left"/>
+      <w:pPr>
+        <w:tabs>
+          <w:tab w:val="num" w:pos="720"/>
+        </w:tabs>
+        <w:ind w:left="720" w:hanging="360"/>
+      </w:pPr>
+      <w:rPr>
+        <w:rFonts w:ascii="Symbol" w:hAnsi="Symbol" w:hint="default"/>
+        <w:sz w:val="20"/>
+      </w:rPr>
+    </w:lvl>
+    <w:lvl w:ilvl="1">
+      <w:start w:val="1"/>
+      <w:numFmt w:val="bullet"/>
+      <w:lvlText w:val="o"/>
+      <w:lvlJc w:val="left"/>
+      <w:pPr>
+        <w:tabs>
+          <w:tab w:val="num" w:pos="1440"/>
+        </w:tabs>
+        <w:ind w:left="1440" w:hanging="360"/>
+      </w:pPr>
+      <w:rPr>
+        <w:rFonts w:ascii="Courier New" w:hAnsi="Courier New" w:hint="default"/>
+        <w:sz w:val="20"/>
+      </w:rPr>
+    </w:lvl>
+    <w:lvl w:ilvl="2" w:tentative="1">
+      <w:start w:val="1"/>
+      <w:numFmt w:val="bullet"/>
+      <w:lvlText w:val=""/>
+      <w:lvlJc w:val="left"/>
+      <w:pPr>
+        <w:tabs>
+          <w:tab w:val="num" w:pos="2160"/>
+        </w:tabs>
+        <w:ind w:left="2160" w:hanging="360"/>
+      </w:pPr>
+      <w:rPr>
+        <w:rFonts w:ascii="Wingdings" w:hAnsi="Wingdings" w:hint="default"/>
+        <w:sz w:val="20"/>
+      </w:rPr>
+    </w:lvl>
+    <w:lvl w:ilvl="3" w:tentative="1">
+      <w:start w:val="1"/>
+      <w:numFmt w:val="bullet"/>
+      <w:lvlText w:val=""/>
+      <w:lvlJc w:val="left"/>
+      <w:pPr>
+        <w:tabs>
+          <w:tab w:val="num" w:pos="2880"/>
+        </w:tabs>
+        <w:ind w:left="2880" w:hanging="360"/>
+      </w:pPr>
+      <w:rPr>
+        <w:rFonts w:ascii="Wingdings" w:hAnsi="Wingdings" w:hint="default"/>
+        <w:sz w:val="20"/>
+      </w:rPr>
+    </w:lvl>
+    <w:lvl w:ilvl="4" w:tentative="1">
+      <w:start w:val="1"/>
+      <w:numFmt w:val="bullet"/>
+      <w:lvlText w:val=""/>
+      <w:lvlJc w:val="left"/>
+      <w:pPr>
+        <w:tabs>
+          <w:tab w:val="num" w:pos="3600"/>
+        </w:tabs>
+        <w:ind w:left="3600" w:hanging="360"/>
+      </w:pPr>
+      <w:rPr>
+        <w:rFonts w:ascii="Wingdings" w:hAnsi="Wingdings" w:hint="default"/>
+        <w:sz w:val="20"/>
+      </w:rPr>
+    </w:lvl>
+    <w:lvl w:ilvl="5" w:tentative="1">
+      <w:start w:val="1"/>
+      <w:numFmt w:val="bullet"/>
+      <w:lvlText w:val=""/>
+      <w:lvlJc w:val="left"/>
+      <w:pPr>
+        <w:tabs>
+          <w:tab w:val="num" w:pos="4320"/>
+        </w:tabs>
+        <w:ind w:left="4320" w:hanging="360"/>
+      </w:pPr>
+      <w:rPr>
+        <w:rFonts w:ascii="Wingdings" w:hAnsi="Wingdings" w:hint="default"/>
+        <w:sz w:val="20"/>
+      </w:rPr>
+    </w:lvl>
+    <w:lvl w:ilvl="6" w:tentative="1">
+      <w:start w:val="1"/>
+      <w:numFmt w:val="bullet"/>
+      <w:lvlText w:val=""/>
+      <w:lvlJc w:val="left"/>
+      <w:pPr>
+        <w:tabs>
+          <w:tab w:val="num" w:pos="5040"/>
+        </w:tabs>
+        <w:ind w:left="5040" w:hanging="360"/>
+      </w:pPr>
+      <w:rPr>
+        <w:rFonts w:ascii="Wingdings" w:hAnsi="Wingdings" w:hint="default"/>
+        <w:sz w:val="20"/>
+      </w:rPr>
+    </w:lvl>
+    <w:lvl w:ilvl="7" w:tentative="1">
+      <w:start w:val="1"/>
+      <w:numFmt w:val="bullet"/>
+      <w:lvlText w:val=""/>
+      <w:lvlJc w:val="left"/>
+      <w:pPr>
+        <w:tabs>
+          <w:tab w:val="num" w:pos="5760"/>
+        </w:tabs>
+        <w:ind w:left="5760" w:hanging="360"/>
+      </w:pPr>
+      <w:rPr>
+        <w:rFonts w:ascii="Wingdings" w:hAnsi="Wingdings" w:hint="default"/>
+        <w:sz w:val="20"/>
+      </w:rPr>
+    </w:lvl>
+    <w:lvl w:ilvl="8" w:tentative="1">
+      <w:start w:val="1"/>
+      <w:numFmt w:val="bullet"/>
+      <w:lvlText w:val=""/>
+      <w:lvlJc w:val="left"/>
+      <w:pPr>
+        <w:tabs>
+          <w:tab w:val="num" w:pos="6480"/>
+        </w:tabs>
+        <w:ind w:left="6480" w:hanging="360"/>
+      </w:pPr>
+      <w:rPr>
+        <w:rFonts w:ascii="Wingdings" w:hAnsi="Wingdings" w:hint="default"/>
+        <w:sz w:val="20"/>
+      </w:rPr>
+    </w:lvl>
+  </w:abstractNum>
+  <w:abstractNum w:abstractNumId="5" w15:restartNumberingAfterBreak="0">
     <w:nsid w:val="1F1E7B58"/>
     <w:multiLevelType w:val="multilevel"/>
     <w:tmpl w:val="7B92F3BC"/>
@@ -1342,7 +1912,156 @@
       </w:rPr>
     </w:lvl>
   </w:abstractNum>
-  <w:abstractNum w:abstractNumId="2" w15:restartNumberingAfterBreak="0">
+  <w:abstractNum w:abstractNumId="6" w15:restartNumberingAfterBreak="0">
+    <w:nsid w:val="1FC57670"/>
+    <w:multiLevelType w:val="multilevel"/>
+    <w:tmpl w:val="F23469B0"/>
+    <w:lvl w:ilvl="0">
+      <w:start w:val="1"/>
+      <w:numFmt w:val="bullet"/>
+      <w:lvlText w:val=""/>
+      <w:lvlJc w:val="left"/>
+      <w:pPr>
+        <w:tabs>
+          <w:tab w:val="num" w:pos="720"/>
+        </w:tabs>
+        <w:ind w:left="720" w:hanging="360"/>
+      </w:pPr>
+      <w:rPr>
+        <w:rFonts w:ascii="Symbol" w:hAnsi="Symbol" w:hint="default"/>
+        <w:sz w:val="20"/>
+      </w:rPr>
+    </w:lvl>
+    <w:lvl w:ilvl="1">
+      <w:start w:val="1"/>
+      <w:numFmt w:val="bullet"/>
+      <w:lvlText w:val="o"/>
+      <w:lvlJc w:val="left"/>
+      <w:pPr>
+        <w:tabs>
+          <w:tab w:val="num" w:pos="1440"/>
+        </w:tabs>
+        <w:ind w:left="1440" w:hanging="360"/>
+      </w:pPr>
+      <w:rPr>
+        <w:rFonts w:ascii="Courier New" w:hAnsi="Courier New" w:hint="default"/>
+        <w:sz w:val="20"/>
+      </w:rPr>
+    </w:lvl>
+    <w:lvl w:ilvl="2" w:tentative="1">
+      <w:start w:val="1"/>
+      <w:numFmt w:val="bullet"/>
+      <w:lvlText w:val=""/>
+      <w:lvlJc w:val="left"/>
+      <w:pPr>
+        <w:tabs>
+          <w:tab w:val="num" w:pos="2160"/>
+        </w:tabs>
+        <w:ind w:left="2160" w:hanging="360"/>
+      </w:pPr>
+      <w:rPr>
+        <w:rFonts w:ascii="Wingdings" w:hAnsi="Wingdings" w:hint="default"/>
+        <w:sz w:val="20"/>
+      </w:rPr>
+    </w:lvl>
+    <w:lvl w:ilvl="3" w:tentative="1">
+      <w:start w:val="1"/>
+      <w:numFmt w:val="bullet"/>
+      <w:lvlText w:val=""/>
+      <w:lvlJc w:val="left"/>
+      <w:pPr>
+        <w:tabs>
+          <w:tab w:val="num" w:pos="2880"/>
+        </w:tabs>
+        <w:ind w:left="2880" w:hanging="360"/>
+      </w:pPr>
+      <w:rPr>
+        <w:rFonts w:ascii="Wingdings" w:hAnsi="Wingdings" w:hint="default"/>
+        <w:sz w:val="20"/>
+      </w:rPr>
+    </w:lvl>
+    <w:lvl w:ilvl="4" w:tentative="1">
+      <w:start w:val="1"/>
+      <w:numFmt w:val="bullet"/>
+      <w:lvlText w:val=""/>
+      <w:lvlJc w:val="left"/>
+      <w:pPr>
+        <w:tabs>
+          <w:tab w:val="num" w:pos="3600"/>
+        </w:tabs>
+        <w:ind w:left="3600" w:hanging="360"/>
+      </w:pPr>
+      <w:rPr>
+        <w:rFonts w:ascii="Wingdings" w:hAnsi="Wingdings" w:hint="default"/>
+        <w:sz w:val="20"/>
+      </w:rPr>
+    </w:lvl>
+    <w:lvl w:ilvl="5" w:tentative="1">
+      <w:start w:val="1"/>
+      <w:numFmt w:val="bullet"/>
+      <w:lvlText w:val=""/>
+      <w:lvlJc w:val="left"/>
+      <w:pPr>
+        <w:tabs>
+          <w:tab w:val="num" w:pos="4320"/>
+        </w:tabs>
+        <w:ind w:left="4320" w:hanging="360"/>
+      </w:pPr>
+      <w:rPr>
+        <w:rFonts w:ascii="Wingdings" w:hAnsi="Wingdings" w:hint="default"/>
+        <w:sz w:val="20"/>
+      </w:rPr>
+    </w:lvl>
+    <w:lvl w:ilvl="6" w:tentative="1">
+      <w:start w:val="1"/>
+      <w:numFmt w:val="bullet"/>
+      <w:lvlText w:val=""/>
+      <w:lvlJc w:val="left"/>
+      <w:pPr>
+        <w:tabs>
+          <w:tab w:val="num" w:pos="5040"/>
+        </w:tabs>
+        <w:ind w:left="5040" w:hanging="360"/>
+      </w:pPr>
+      <w:rPr>
+        <w:rFonts w:ascii="Wingdings" w:hAnsi="Wingdings" w:hint="default"/>
+        <w:sz w:val="20"/>
+      </w:rPr>
+    </w:lvl>
+    <w:lvl w:ilvl="7" w:tentative="1">
+      <w:start w:val="1"/>
+      <w:numFmt w:val="bullet"/>
+      <w:lvlText w:val=""/>
+      <w:lvlJc w:val="left"/>
+      <w:pPr>
+        <w:tabs>
+          <w:tab w:val="num" w:pos="5760"/>
+        </w:tabs>
+        <w:ind w:left="5760" w:hanging="360"/>
+      </w:pPr>
+      <w:rPr>
+        <w:rFonts w:ascii="Wingdings" w:hAnsi="Wingdings" w:hint="default"/>
+        <w:sz w:val="20"/>
+      </w:rPr>
+    </w:lvl>
+    <w:lvl w:ilvl="8" w:tentative="1">
+      <w:start w:val="1"/>
+      <w:numFmt w:val="bullet"/>
+      <w:lvlText w:val=""/>
+      <w:lvlJc w:val="left"/>
+      <w:pPr>
+        <w:tabs>
+          <w:tab w:val="num" w:pos="6480"/>
+        </w:tabs>
+        <w:ind w:left="6480" w:hanging="360"/>
+      </w:pPr>
+      <w:rPr>
+        <w:rFonts w:ascii="Wingdings" w:hAnsi="Wingdings" w:hint="default"/>
+        <w:sz w:val="20"/>
+      </w:rPr>
+    </w:lvl>
+  </w:abstractNum>
+  <w:abstractNum w:abstractNumId="7" w15:restartNumberingAfterBreak="0">
     <w:nsid w:val="374F1EB3"/>
     <w:multiLevelType w:val="multilevel"/>
     <w:tmpl w:val="FC4485FC"/>
@@ -1491,7 +2210,7 @@
       </w:rPr>
     </w:lvl>
   </w:abstractNum>
-  <w:abstractNum w:abstractNumId="3" w15:restartNumberingAfterBreak="0">
+  <w:abstractNum w:abstractNumId="8" w15:restartNumberingAfterBreak="0">
     <w:nsid w:val="3B737B1C"/>
     <w:multiLevelType w:val="multilevel"/>
     <w:tmpl w:val="72849188"/>
@@ -1640,7 +2359,305 @@
       </w:rPr>
     </w:lvl>
   </w:abstractNum>
-  <w:abstractNum w:abstractNumId="4" w15:restartNumberingAfterBreak="0">
+  <w:abstractNum w:abstractNumId="9" w15:restartNumberingAfterBreak="0">
+    <w:nsid w:val="3C6648FC"/>
+    <w:multiLevelType w:val="multilevel"/>
+    <w:tmpl w:val="39DC08EA"/>
+    <w:lvl w:ilvl="0">
+      <w:start w:val="1"/>
+      <w:numFmt w:val="bullet"/>
+      <w:lvlText w:val=""/>
+      <w:lvlJc w:val="left"/>
+      <w:pPr>
+        <w:tabs>
+          <w:tab w:val="num" w:pos="720"/>
+        </w:tabs>
+        <w:ind w:left="720" w:hanging="360"/>
+      </w:pPr>
+      <w:rPr>
+        <w:rFonts w:ascii="Symbol" w:hAnsi="Symbol" w:hint="default"/>
+        <w:sz w:val="20"/>
+      </w:rPr>
+    </w:lvl>
+    <w:lvl w:ilvl="1">
+      <w:start w:val="1"/>
+      <w:numFmt w:val="bullet"/>
+      <w:lvlText w:val="o"/>
+      <w:lvlJc w:val="left"/>
+      <w:pPr>
+        <w:tabs>
+          <w:tab w:val="num" w:pos="1440"/>
+        </w:tabs>
+        <w:ind w:left="1440" w:hanging="360"/>
+      </w:pPr>
+      <w:rPr>
+        <w:rFonts w:ascii="Courier New" w:hAnsi="Courier New" w:hint="default"/>
+        <w:sz w:val="20"/>
+      </w:rPr>
+    </w:lvl>
+    <w:lvl w:ilvl="2" w:tentative="1">
+      <w:start w:val="1"/>
+      <w:numFmt w:val="bullet"/>
+      <w:lvlText w:val=""/>
+      <w:lvlJc w:val="left"/>
+      <w:pPr>
+        <w:tabs>
+          <w:tab w:val="num" w:pos="2160"/>
+        </w:tabs>
+        <w:ind w:left="2160" w:hanging="360"/>
+      </w:pPr>
+      <w:rPr>
+        <w:rFonts w:ascii="Wingdings" w:hAnsi="Wingdings" w:hint="default"/>
+        <w:sz w:val="20"/>
+      </w:rPr>
+    </w:lvl>
+    <w:lvl w:ilvl="3" w:tentative="1">
+      <w:start w:val="1"/>
+      <w:numFmt w:val="bullet"/>
+      <w:lvlText w:val=""/>
+      <w:lvlJc w:val="left"/>
+      <w:pPr>
+        <w:tabs>
+          <w:tab w:val="num" w:pos="2880"/>
+        </w:tabs>
+        <w:ind w:left="2880" w:hanging="360"/>
+      </w:pPr>
+      <w:rPr>
+        <w:rFonts w:ascii="Wingdings" w:hAnsi="Wingdings" w:hint="default"/>
+        <w:sz w:val="20"/>
+      </w:rPr>
+    </w:lvl>
+    <w:lvl w:ilvl="4" w:tentative="1">
+      <w:start w:val="1"/>
+      <w:numFmt w:val="bullet"/>
+      <w:lvlText w:val=""/>
+      <w:lvlJc w:val="left"/>
+      <w:pPr>
+        <w:tabs>
+          <w:tab w:val="num" w:pos="3600"/>
+        </w:tabs>
+        <w:ind w:left="3600" w:hanging="360"/>
+      </w:pPr>
+      <w:rPr>
+        <w:rFonts w:ascii="Wingdings" w:hAnsi="Wingdings" w:hint="default"/>
+        <w:sz w:val="20"/>
+      </w:rPr>
+    </w:lvl>
+    <w:lvl w:ilvl="5" w:tentative="1">
+      <w:start w:val="1"/>
+      <w:numFmt w:val="bullet"/>
+      <w:lvlText w:val=""/>
+      <w:lvlJc w:val="left"/>
+      <w:pPr>
+        <w:tabs>
+          <w:tab w:val="num" w:pos="4320"/>
+        </w:tabs>
+        <w:ind w:left="4320" w:hanging="360"/>
+      </w:pPr>
+      <w:rPr>
+        <w:rFonts w:ascii="Wingdings" w:hAnsi="Wingdings" w:hint="default"/>
+        <w:sz w:val="20"/>
+      </w:rPr>
+    </w:lvl>
+    <w:lvl w:ilvl="6" w:tentative="1">
+      <w:start w:val="1"/>
+      <w:numFmt w:val="bullet"/>
+      <w:lvlText w:val=""/>
+      <w:lvlJc w:val="left"/>
+      <w:pPr>
+        <w:tabs>
+          <w:tab w:val="num" w:pos="5040"/>
+        </w:tabs>
+        <w:ind w:left="5040" w:hanging="360"/>
+      </w:pPr>
+      <w:rPr>
+        <w:rFonts w:ascii="Wingdings" w:hAnsi="Wingdings" w:hint="default"/>
+        <w:sz w:val="20"/>
+      </w:rPr>
+    </w:lvl>
+    <w:lvl w:ilvl="7" w:tentative="1">
+      <w:start w:val="1"/>
+      <w:numFmt w:val="bullet"/>
+      <w:lvlText w:val=""/>
+      <w:lvlJc w:val="left"/>
+      <w:pPr>
+        <w:tabs>
+          <w:tab w:val="num" w:pos="5760"/>
+        </w:tabs>
+        <w:ind w:left="5760" w:hanging="360"/>
+      </w:pPr>
+      <w:rPr>
+        <w:rFonts w:ascii="Wingdings" w:hAnsi="Wingdings" w:hint="default"/>
+        <w:sz w:val="20"/>
+      </w:rPr>
+    </w:lvl>
+    <w:lvl w:ilvl="8" w:tentative="1">
+      <w:start w:val="1"/>
+      <w:numFmt w:val="bullet"/>
+      <w:lvlText w:val=""/>
+      <w:lvlJc w:val="left"/>
+      <w:pPr>
+        <w:tabs>
+          <w:tab w:val="num" w:pos="6480"/>
+        </w:tabs>
+        <w:ind w:left="6480" w:hanging="360"/>
+      </w:pPr>
+      <w:rPr>
+        <w:rFonts w:ascii="Wingdings" w:hAnsi="Wingdings" w:hint="default"/>
+        <w:sz w:val="20"/>
+      </w:rPr>
+    </w:lvl>
+  </w:abstractNum>
+  <w:abstractNum w:abstractNumId="10" w15:restartNumberingAfterBreak="0">
+    <w:nsid w:val="3F136E11"/>
+    <w:multiLevelType w:val="multilevel"/>
+    <w:tmpl w:val="A2A29E4A"/>
+    <w:lvl w:ilvl="0">
+      <w:start w:val="1"/>
+      <w:numFmt w:val="bullet"/>
+      <w:lvlText w:val=""/>
+      <w:lvlJc w:val="left"/>
+      <w:pPr>
+        <w:tabs>
+          <w:tab w:val="num" w:pos="720"/>
+        </w:tabs>
+        <w:ind w:left="720" w:hanging="360"/>
+      </w:pPr>
+      <w:rPr>
+        <w:rFonts w:ascii="Symbol" w:hAnsi="Symbol" w:hint="default"/>
+        <w:sz w:val="20"/>
+      </w:rPr>
+    </w:lvl>
+    <w:lvl w:ilvl="1">
+      <w:start w:val="1"/>
+      <w:numFmt w:val="bullet"/>
+      <w:lvlText w:val="o"/>
+      <w:lvlJc w:val="left"/>
+      <w:pPr>
+        <w:tabs>
+          <w:tab w:val="num" w:pos="1440"/>
+        </w:tabs>
+        <w:ind w:left="1440" w:hanging="360"/>
+      </w:pPr>
+      <w:rPr>
+        <w:rFonts w:ascii="Courier New" w:hAnsi="Courier New" w:hint="default"/>
+        <w:sz w:val="20"/>
+      </w:rPr>
+    </w:lvl>
+    <w:lvl w:ilvl="2" w:tentative="1">
+      <w:start w:val="1"/>
+      <w:numFmt w:val="bullet"/>
+      <w:lvlText w:val=""/>
+      <w:lvlJc w:val="left"/>
+      <w:pPr>
+        <w:tabs>
+          <w:tab w:val="num" w:pos="2160"/>
+        </w:tabs>
+        <w:ind w:left="2160" w:hanging="360"/>
+      </w:pPr>
+      <w:rPr>
+        <w:rFonts w:ascii="Wingdings" w:hAnsi="Wingdings" w:hint="default"/>
+        <w:sz w:val="20"/>
+      </w:rPr>
+    </w:lvl>
+    <w:lvl w:ilvl="3" w:tentative="1">
+      <w:start w:val="1"/>
+      <w:numFmt w:val="bullet"/>
+      <w:lvlText w:val=""/>
+      <w:lvlJc w:val="left"/>
+      <w:pPr>
+        <w:tabs>
+          <w:tab w:val="num" w:pos="2880"/>
+        </w:tabs>
+        <w:ind w:left="2880" w:hanging="360"/>
+      </w:pPr>
+      <w:rPr>
+        <w:rFonts w:ascii="Wingdings" w:hAnsi="Wingdings" w:hint="default"/>
+        <w:sz w:val="20"/>
+      </w:rPr>
+    </w:lvl>
+    <w:lvl w:ilvl="4" w:tentative="1">
+      <w:start w:val="1"/>
+      <w:numFmt w:val="bullet"/>
+      <w:lvlText w:val=""/>
+      <w:lvlJc w:val="left"/>
+      <w:pPr>
+        <w:tabs>
+          <w:tab w:val="num" w:pos="3600"/>
+        </w:tabs>
+        <w:ind w:left="3600" w:hanging="360"/>
+      </w:pPr>
+      <w:rPr>
+        <w:rFonts w:ascii="Wingdings" w:hAnsi="Wingdings" w:hint="default"/>
+        <w:sz w:val="20"/>
+      </w:rPr>
+    </w:lvl>
+    <w:lvl w:ilvl="5" w:tentative="1">
+      <w:start w:val="1"/>
+      <w:numFmt w:val="bullet"/>
+      <w:lvlText w:val=""/>
+      <w:lvlJc w:val="left"/>
+      <w:pPr>
+        <w:tabs>
+          <w:tab w:val="num" w:pos="4320"/>
+        </w:tabs>
+        <w:ind w:left="4320" w:hanging="360"/>
+      </w:pPr>
+      <w:rPr>
+        <w:rFonts w:ascii="Wingdings" w:hAnsi="Wingdings" w:hint="default"/>
+        <w:sz w:val="20"/>
+      </w:rPr>
+    </w:lvl>
+    <w:lvl w:ilvl="6" w:tentative="1">
+      <w:start w:val="1"/>
+      <w:numFmt w:val="bullet"/>
+      <w:lvlText w:val=""/>
+      <w:lvlJc w:val="left"/>
+      <w:pPr>
+        <w:tabs>
+          <w:tab w:val="num" w:pos="5040"/>
+        </w:tabs>
+        <w:ind w:left="5040" w:hanging="360"/>
+      </w:pPr>
+      <w:rPr>
+        <w:rFonts w:ascii="Wingdings" w:hAnsi="Wingdings" w:hint="default"/>
+        <w:sz w:val="20"/>
+      </w:rPr>
+    </w:lvl>
+    <w:lvl w:ilvl="7" w:tentative="1">
+      <w:start w:val="1"/>
+      <w:numFmt w:val="bullet"/>
+      <w:lvlText w:val=""/>
+      <w:lvlJc w:val="left"/>
+      <w:pPr>
+        <w:tabs>
+          <w:tab w:val="num" w:pos="5760"/>
+        </w:tabs>
+        <w:ind w:left="5760" w:hanging="360"/>
+      </w:pPr>
+      <w:rPr>
+        <w:rFonts w:ascii="Wingdings" w:hAnsi="Wingdings" w:hint="default"/>
+        <w:sz w:val="20"/>
+      </w:rPr>
+    </w:lvl>
+    <w:lvl w:ilvl="8" w:tentative="1">
+      <w:start w:val="1"/>
+      <w:numFmt w:val="bullet"/>
+      <w:lvlText w:val=""/>
+      <w:lvlJc w:val="left"/>
+      <w:pPr>
+        <w:tabs>
+          <w:tab w:val="num" w:pos="6480"/>
+        </w:tabs>
+        <w:ind w:left="6480" w:hanging="360"/>
+      </w:pPr>
+      <w:rPr>
+        <w:rFonts w:ascii="Wingdings" w:hAnsi="Wingdings" w:hint="default"/>
+        <w:sz w:val="20"/>
+      </w:rPr>
+    </w:lvl>
+  </w:abstractNum>
+  <w:abstractNum w:abstractNumId="11" w15:restartNumberingAfterBreak="0">
     <w:nsid w:val="503E218A"/>
     <w:multiLevelType w:val="multilevel"/>
     <w:tmpl w:val="D772E0FE"/>
@@ -1789,7 +2806,454 @@
       </w:rPr>
     </w:lvl>
   </w:abstractNum>
-  <w:abstractNum w:abstractNumId="5" w15:restartNumberingAfterBreak="0">
+  <w:abstractNum w:abstractNumId="12" w15:restartNumberingAfterBreak="0">
+    <w:nsid w:val="51282579"/>
+    <w:multiLevelType w:val="multilevel"/>
+    <w:tmpl w:val="A7E46AAC"/>
+    <w:lvl w:ilvl="0">
+      <w:start w:val="1"/>
+      <w:numFmt w:val="bullet"/>
+      <w:lvlText w:val=""/>
+      <w:lvlJc w:val="left"/>
+      <w:pPr>
+        <w:tabs>
+          <w:tab w:val="num" w:pos="720"/>
+        </w:tabs>
+        <w:ind w:left="720" w:hanging="360"/>
+      </w:pPr>
+      <w:rPr>
+        <w:rFonts w:ascii="Symbol" w:hAnsi="Symbol" w:hint="default"/>
+        <w:sz w:val="20"/>
+      </w:rPr>
+    </w:lvl>
+    <w:lvl w:ilvl="1" w:tentative="1">
+      <w:start w:val="1"/>
+      <w:numFmt w:val="bullet"/>
+      <w:lvlText w:val="o"/>
+      <w:lvlJc w:val="left"/>
+      <w:pPr>
+        <w:tabs>
+          <w:tab w:val="num" w:pos="1440"/>
+        </w:tabs>
+        <w:ind w:left="1440" w:hanging="360"/>
+      </w:pPr>
+      <w:rPr>
+        <w:rFonts w:ascii="Courier New" w:hAnsi="Courier New" w:hint="default"/>
+        <w:sz w:val="20"/>
+      </w:rPr>
+    </w:lvl>
+    <w:lvl w:ilvl="2" w:tentative="1">
+      <w:start w:val="1"/>
+      <w:numFmt w:val="bullet"/>
+      <w:lvlText w:val=""/>
+      <w:lvlJc w:val="left"/>
+      <w:pPr>
+        <w:tabs>
+          <w:tab w:val="num" w:pos="2160"/>
+        </w:tabs>
+        <w:ind w:left="2160" w:hanging="360"/>
+      </w:pPr>
+      <w:rPr>
+        <w:rFonts w:ascii="Wingdings" w:hAnsi="Wingdings" w:hint="default"/>
+        <w:sz w:val="20"/>
+      </w:rPr>
+    </w:lvl>
+    <w:lvl w:ilvl="3" w:tentative="1">
+      <w:start w:val="1"/>
+      <w:numFmt w:val="bullet"/>
+      <w:lvlText w:val=""/>
+      <w:lvlJc w:val="left"/>
+      <w:pPr>
+        <w:tabs>
+          <w:tab w:val="num" w:pos="2880"/>
+        </w:tabs>
+        <w:ind w:left="2880" w:hanging="360"/>
+      </w:pPr>
+      <w:rPr>
+        <w:rFonts w:ascii="Wingdings" w:hAnsi="Wingdings" w:hint="default"/>
+        <w:sz w:val="20"/>
+      </w:rPr>
+    </w:lvl>
+    <w:lvl w:ilvl="4" w:tentative="1">
+      <w:start w:val="1"/>
+      <w:numFmt w:val="bullet"/>
+      <w:lvlText w:val=""/>
+      <w:lvlJc w:val="left"/>
+      <w:pPr>
+        <w:tabs>
+          <w:tab w:val="num" w:pos="3600"/>
+        </w:tabs>
+        <w:ind w:left="3600" w:hanging="360"/>
+      </w:pPr>
+      <w:rPr>
+        <w:rFonts w:ascii="Wingdings" w:hAnsi="Wingdings" w:hint="default"/>
+        <w:sz w:val="20"/>
+      </w:rPr>
+    </w:lvl>
+    <w:lvl w:ilvl="5" w:tentative="1">
+      <w:start w:val="1"/>
+      <w:numFmt w:val="bullet"/>
+      <w:lvlText w:val=""/>
+      <w:lvlJc w:val="left"/>
+      <w:pPr>
+        <w:tabs>
+          <w:tab w:val="num" w:pos="4320"/>
+        </w:tabs>
+        <w:ind w:left="4320" w:hanging="360"/>
+      </w:pPr>
+      <w:rPr>
+        <w:rFonts w:ascii="Wingdings" w:hAnsi="Wingdings" w:hint="default"/>
+        <w:sz w:val="20"/>
+      </w:rPr>
+    </w:lvl>
+    <w:lvl w:ilvl="6" w:tentative="1">
+      <w:start w:val="1"/>
+      <w:numFmt w:val="bullet"/>
+      <w:lvlText w:val=""/>
+      <w:lvlJc w:val="left"/>
+      <w:pPr>
+        <w:tabs>
+          <w:tab w:val="num" w:pos="5040"/>
+        </w:tabs>
+        <w:ind w:left="5040" w:hanging="360"/>
+      </w:pPr>
+      <w:rPr>
+        <w:rFonts w:ascii="Wingdings" w:hAnsi="Wingdings" w:hint="default"/>
+        <w:sz w:val="20"/>
+      </w:rPr>
+    </w:lvl>
+    <w:lvl w:ilvl="7" w:tentative="1">
+      <w:start w:val="1"/>
+      <w:numFmt w:val="bullet"/>
+      <w:lvlText w:val=""/>
+      <w:lvlJc w:val="left"/>
+      <w:pPr>
+        <w:tabs>
+          <w:tab w:val="num" w:pos="5760"/>
+        </w:tabs>
+        <w:ind w:left="5760" w:hanging="360"/>
+      </w:pPr>
+      <w:rPr>
+        <w:rFonts w:ascii="Wingdings" w:hAnsi="Wingdings" w:hint="default"/>
+        <w:sz w:val="20"/>
+      </w:rPr>
+    </w:lvl>
+    <w:lvl w:ilvl="8" w:tentative="1">
+      <w:start w:val="1"/>
+      <w:numFmt w:val="bullet"/>
+      <w:lvlText w:val=""/>
+      <w:lvlJc w:val="left"/>
+      <w:pPr>
+        <w:tabs>
+          <w:tab w:val="num" w:pos="6480"/>
+        </w:tabs>
+        <w:ind w:left="6480" w:hanging="360"/>
+      </w:pPr>
+      <w:rPr>
+        <w:rFonts w:ascii="Wingdings" w:hAnsi="Wingdings" w:hint="default"/>
+        <w:sz w:val="20"/>
+      </w:rPr>
+    </w:lvl>
+  </w:abstractNum>
+  <w:abstractNum w:abstractNumId="13" w15:restartNumberingAfterBreak="0">
+    <w:nsid w:val="6012524B"/>
+    <w:multiLevelType w:val="multilevel"/>
+    <w:tmpl w:val="78AE405E"/>
+    <w:lvl w:ilvl="0">
+      <w:start w:val="1"/>
+      <w:numFmt w:val="bullet"/>
+      <w:lvlText w:val=""/>
+      <w:lvlJc w:val="left"/>
+      <w:pPr>
+        <w:tabs>
+          <w:tab w:val="num" w:pos="720"/>
+        </w:tabs>
+        <w:ind w:left="720" w:hanging="360"/>
+      </w:pPr>
+      <w:rPr>
+        <w:rFonts w:ascii="Symbol" w:hAnsi="Symbol" w:hint="default"/>
+        <w:sz w:val="20"/>
+      </w:rPr>
+    </w:lvl>
+    <w:lvl w:ilvl="1">
+      <w:start w:val="1"/>
+      <w:numFmt w:val="bullet"/>
+      <w:lvlText w:val="o"/>
+      <w:lvlJc w:val="left"/>
+      <w:pPr>
+        <w:tabs>
+          <w:tab w:val="num" w:pos="1440"/>
+        </w:tabs>
+        <w:ind w:left="1440" w:hanging="360"/>
+      </w:pPr>
+      <w:rPr>
+        <w:rFonts w:ascii="Courier New" w:hAnsi="Courier New" w:hint="default"/>
+        <w:sz w:val="20"/>
+      </w:rPr>
+    </w:lvl>
+    <w:lvl w:ilvl="2" w:tentative="1">
+      <w:start w:val="1"/>
+      <w:numFmt w:val="bullet"/>
+      <w:lvlText w:val=""/>
+      <w:lvlJc w:val="left"/>
+      <w:pPr>
+        <w:tabs>
+          <w:tab w:val="num" w:pos="2160"/>
+        </w:tabs>
+        <w:ind w:left="2160" w:hanging="360"/>
+      </w:pPr>
+      <w:rPr>
+        <w:rFonts w:ascii="Wingdings" w:hAnsi="Wingdings" w:hint="default"/>
+        <w:sz w:val="20"/>
+      </w:rPr>
+    </w:lvl>
+    <w:lvl w:ilvl="3" w:tentative="1">
+      <w:start w:val="1"/>
+      <w:numFmt w:val="bullet"/>
+      <w:lvlText w:val=""/>
+      <w:lvlJc w:val="left"/>
+      <w:pPr>
+        <w:tabs>
+          <w:tab w:val="num" w:pos="2880"/>
+        </w:tabs>
+        <w:ind w:left="2880" w:hanging="360"/>
+      </w:pPr>
+      <w:rPr>
+        <w:rFonts w:ascii="Wingdings" w:hAnsi="Wingdings" w:hint="default"/>
+        <w:sz w:val="20"/>
+      </w:rPr>
+    </w:lvl>
+    <w:lvl w:ilvl="4" w:tentative="1">
+      <w:start w:val="1"/>
+      <w:numFmt w:val="bullet"/>
+      <w:lvlText w:val=""/>
+      <w:lvlJc w:val="left"/>
+      <w:pPr>
+        <w:tabs>
+          <w:tab w:val="num" w:pos="3600"/>
+        </w:tabs>
+        <w:ind w:left="3600" w:hanging="360"/>
+      </w:pPr>
+      <w:rPr>
+        <w:rFonts w:ascii="Wingdings" w:hAnsi="Wingdings" w:hint="default"/>
+        <w:sz w:val="20"/>
+      </w:rPr>
+    </w:lvl>
+    <w:lvl w:ilvl="5" w:tentative="1">
+      <w:start w:val="1"/>
+      <w:numFmt w:val="bullet"/>
+      <w:lvlText w:val=""/>
+      <w:lvlJc w:val="left"/>
+      <w:pPr>
+        <w:tabs>
+          <w:tab w:val="num" w:pos="4320"/>
+        </w:tabs>
+        <w:ind w:left="4320" w:hanging="360"/>
+      </w:pPr>
+      <w:rPr>
+        <w:rFonts w:ascii="Wingdings" w:hAnsi="Wingdings" w:hint="default"/>
+        <w:sz w:val="20"/>
+      </w:rPr>
+    </w:lvl>
+    <w:lvl w:ilvl="6" w:tentative="1">
+      <w:start w:val="1"/>
+      <w:numFmt w:val="bullet"/>
+      <w:lvlText w:val=""/>
+      <w:lvlJc w:val="left"/>
+      <w:pPr>
+        <w:tabs>
+          <w:tab w:val="num" w:pos="5040"/>
+        </w:tabs>
+        <w:ind w:left="5040" w:hanging="360"/>
+      </w:pPr>
+      <w:rPr>
+        <w:rFonts w:ascii="Wingdings" w:hAnsi="Wingdings" w:hint="default"/>
+        <w:sz w:val="20"/>
+      </w:rPr>
+    </w:lvl>
+    <w:lvl w:ilvl="7" w:tentative="1">
+      <w:start w:val="1"/>
+      <w:numFmt w:val="bullet"/>
+      <w:lvlText w:val=""/>
+      <w:lvlJc w:val="left"/>
+      <w:pPr>
+        <w:tabs>
+          <w:tab w:val="num" w:pos="5760"/>
+        </w:tabs>
+        <w:ind w:left="5760" w:hanging="360"/>
+      </w:pPr>
+      <w:rPr>
+        <w:rFonts w:ascii="Wingdings" w:hAnsi="Wingdings" w:hint="default"/>
+        <w:sz w:val="20"/>
+      </w:rPr>
+    </w:lvl>
+    <w:lvl w:ilvl="8" w:tentative="1">
+      <w:start w:val="1"/>
+      <w:numFmt w:val="bullet"/>
+      <w:lvlText w:val=""/>
+      <w:lvlJc w:val="left"/>
+      <w:pPr>
+        <w:tabs>
+          <w:tab w:val="num" w:pos="6480"/>
+        </w:tabs>
+        <w:ind w:left="6480" w:hanging="360"/>
+      </w:pPr>
+      <w:rPr>
+        <w:rFonts w:ascii="Wingdings" w:hAnsi="Wingdings" w:hint="default"/>
+        <w:sz w:val="20"/>
+      </w:rPr>
+    </w:lvl>
+  </w:abstractNum>
+  <w:abstractNum w:abstractNumId="14" w15:restartNumberingAfterBreak="0">
+    <w:nsid w:val="62936CF1"/>
+    <w:multiLevelType w:val="multilevel"/>
+    <w:tmpl w:val="545A73FC"/>
+    <w:lvl w:ilvl="0">
+      <w:start w:val="1"/>
+      <w:numFmt w:val="bullet"/>
+      <w:lvlText w:val=""/>
+      <w:lvlJc w:val="left"/>
+      <w:pPr>
+        <w:tabs>
+          <w:tab w:val="num" w:pos="720"/>
+        </w:tabs>
+        <w:ind w:left="720" w:hanging="360"/>
+      </w:pPr>
+      <w:rPr>
+        <w:rFonts w:ascii="Symbol" w:hAnsi="Symbol" w:hint="default"/>
+        <w:sz w:val="20"/>
+      </w:rPr>
+    </w:lvl>
+    <w:lvl w:ilvl="1">
+      <w:start w:val="1"/>
+      <w:numFmt w:val="bullet"/>
+      <w:lvlText w:val="o"/>
+      <w:lvlJc w:val="left"/>
+      <w:pPr>
+        <w:tabs>
+          <w:tab w:val="num" w:pos="1440"/>
+        </w:tabs>
+        <w:ind w:left="1440" w:hanging="360"/>
+      </w:pPr>
+      <w:rPr>
+        <w:rFonts w:ascii="Courier New" w:hAnsi="Courier New" w:hint="default"/>
+        <w:sz w:val="20"/>
+      </w:rPr>
+    </w:lvl>
+    <w:lvl w:ilvl="2" w:tentative="1">
+      <w:start w:val="1"/>
+      <w:numFmt w:val="bullet"/>
+      <w:lvlText w:val=""/>
+      <w:lvlJc w:val="left"/>
+      <w:pPr>
+        <w:tabs>
+          <w:tab w:val="num" w:pos="2160"/>
+        </w:tabs>
+        <w:ind w:left="2160" w:hanging="360"/>
+      </w:pPr>
+      <w:rPr>
+        <w:rFonts w:ascii="Wingdings" w:hAnsi="Wingdings" w:hint="default"/>
+        <w:sz w:val="20"/>
+      </w:rPr>
+    </w:lvl>
+    <w:lvl w:ilvl="3" w:tentative="1">
+      <w:start w:val="1"/>
+      <w:numFmt w:val="bullet"/>
+      <w:lvlText w:val=""/>
+      <w:lvlJc w:val="left"/>
+      <w:pPr>
+        <w:tabs>
+          <w:tab w:val="num" w:pos="2880"/>
+        </w:tabs>
+        <w:ind w:left="2880" w:hanging="360"/>
+      </w:pPr>
+      <w:rPr>
+        <w:rFonts w:ascii="Wingdings" w:hAnsi="Wingdings" w:hint="default"/>
+        <w:sz w:val="20"/>
+      </w:rPr>
+    </w:lvl>
+    <w:lvl w:ilvl="4" w:tentative="1">
+      <w:start w:val="1"/>
+      <w:numFmt w:val="bullet"/>
+      <w:lvlText w:val=""/>
+      <w:lvlJc w:val="left"/>
+      <w:pPr>
+        <w:tabs>
+          <w:tab w:val="num" w:pos="3600"/>
+        </w:tabs>
+        <w:ind w:left="3600" w:hanging="360"/>
+      </w:pPr>
+      <w:rPr>
+        <w:rFonts w:ascii="Wingdings" w:hAnsi="Wingdings" w:hint="default"/>
+        <w:sz w:val="20"/>
+      </w:rPr>
+    </w:lvl>
+    <w:lvl w:ilvl="5" w:tentative="1">
+      <w:start w:val="1"/>
+      <w:numFmt w:val="bullet"/>
+      <w:lvlText w:val=""/>
+      <w:lvlJc w:val="left"/>
+      <w:pPr>
+        <w:tabs>
+          <w:tab w:val="num" w:pos="4320"/>
+        </w:tabs>
+        <w:ind w:left="4320" w:hanging="360"/>
+      </w:pPr>
+      <w:rPr>
+        <w:rFonts w:ascii="Wingdings" w:hAnsi="Wingdings" w:hint="default"/>
+        <w:sz w:val="20"/>
+      </w:rPr>
+    </w:lvl>
+    <w:lvl w:ilvl="6" w:tentative="1">
+      <w:start w:val="1"/>
+      <w:numFmt w:val="bullet"/>
+      <w:lvlText w:val=""/>
+      <w:lvlJc w:val="left"/>
+      <w:pPr>
+        <w:tabs>
+          <w:tab w:val="num" w:pos="5040"/>
+        </w:tabs>
+        <w:ind w:left="5040" w:hanging="360"/>
+      </w:pPr>
+      <w:rPr>
+        <w:rFonts w:ascii="Wingdings" w:hAnsi="Wingdings" w:hint="default"/>
+        <w:sz w:val="20"/>
+      </w:rPr>
+    </w:lvl>
+    <w:lvl w:ilvl="7" w:tentative="1">
+      <w:start w:val="1"/>
+      <w:numFmt w:val="bullet"/>
+      <w:lvlText w:val=""/>
+      <w:lvlJc w:val="left"/>
+      <w:pPr>
+        <w:tabs>
+          <w:tab w:val="num" w:pos="5760"/>
+        </w:tabs>
+        <w:ind w:left="5760" w:hanging="360"/>
+      </w:pPr>
+      <w:rPr>
+        <w:rFonts w:ascii="Wingdings" w:hAnsi="Wingdings" w:hint="default"/>
+        <w:sz w:val="20"/>
+      </w:rPr>
+    </w:lvl>
+    <w:lvl w:ilvl="8" w:tentative="1">
+      <w:start w:val="1"/>
+      <w:numFmt w:val="bullet"/>
+      <w:lvlText w:val=""/>
+      <w:lvlJc w:val="left"/>
+      <w:pPr>
+        <w:tabs>
+          <w:tab w:val="num" w:pos="6480"/>
+        </w:tabs>
+        <w:ind w:left="6480" w:hanging="360"/>
+      </w:pPr>
+      <w:rPr>
+        <w:rFonts w:ascii="Wingdings" w:hAnsi="Wingdings" w:hint="default"/>
+        <w:sz w:val="20"/>
+      </w:rPr>
+    </w:lvl>
+  </w:abstractNum>
+  <w:abstractNum w:abstractNumId="15" w15:restartNumberingAfterBreak="0">
     <w:nsid w:val="689F623D"/>
     <w:multiLevelType w:val="multilevel"/>
     <w:tmpl w:val="2A5A1D12"/>
@@ -1938,7 +3402,156 @@
       </w:rPr>
     </w:lvl>
   </w:abstractNum>
-  <w:abstractNum w:abstractNumId="6" w15:restartNumberingAfterBreak="0">
+  <w:abstractNum w:abstractNumId="16" w15:restartNumberingAfterBreak="0">
+    <w:nsid w:val="75383C7D"/>
+    <w:multiLevelType w:val="multilevel"/>
+    <w:tmpl w:val="958EF8F6"/>
+    <w:lvl w:ilvl="0">
+      <w:start w:val="1"/>
+      <w:numFmt w:val="bullet"/>
+      <w:lvlText w:val=""/>
+      <w:lvlJc w:val="left"/>
+      <w:pPr>
+        <w:tabs>
+          <w:tab w:val="num" w:pos="720"/>
+        </w:tabs>
+        <w:ind w:left="720" w:hanging="360"/>
+      </w:pPr>
+      <w:rPr>
+        <w:rFonts w:ascii="Symbol" w:hAnsi="Symbol" w:hint="default"/>
+        <w:sz w:val="20"/>
+      </w:rPr>
+    </w:lvl>
+    <w:lvl w:ilvl="1" w:tentative="1">
+      <w:start w:val="1"/>
+      <w:numFmt w:val="bullet"/>
+      <w:lvlText w:val="o"/>
+      <w:lvlJc w:val="left"/>
+      <w:pPr>
+        <w:tabs>
+          <w:tab w:val="num" w:pos="1440"/>
+        </w:tabs>
+        <w:ind w:left="1440" w:hanging="360"/>
+      </w:pPr>
+      <w:rPr>
+        <w:rFonts w:ascii="Courier New" w:hAnsi="Courier New" w:hint="default"/>
+        <w:sz w:val="20"/>
+      </w:rPr>
+    </w:lvl>
+    <w:lvl w:ilvl="2" w:tentative="1">
+      <w:start w:val="1"/>
+      <w:numFmt w:val="bullet"/>
+      <w:lvlText w:val=""/>
+      <w:lvlJc w:val="left"/>
+      <w:pPr>
+        <w:tabs>
+          <w:tab w:val="num" w:pos="2160"/>
+        </w:tabs>
+        <w:ind w:left="2160" w:hanging="360"/>
+      </w:pPr>
+      <w:rPr>
+        <w:rFonts w:ascii="Wingdings" w:hAnsi="Wingdings" w:hint="default"/>
+        <w:sz w:val="20"/>
+      </w:rPr>
+    </w:lvl>
+    <w:lvl w:ilvl="3" w:tentative="1">
+      <w:start w:val="1"/>
+      <w:numFmt w:val="bullet"/>
+      <w:lvlText w:val=""/>
+      <w:lvlJc w:val="left"/>
+      <w:pPr>
+        <w:tabs>
+          <w:tab w:val="num" w:pos="2880"/>
+        </w:tabs>
+        <w:ind w:left="2880" w:hanging="360"/>
+      </w:pPr>
+      <w:rPr>
+        <w:rFonts w:ascii="Wingdings" w:hAnsi="Wingdings" w:hint="default"/>
+        <w:sz w:val="20"/>
+      </w:rPr>
+    </w:lvl>
+    <w:lvl w:ilvl="4" w:tentative="1">
+      <w:start w:val="1"/>
+      <w:numFmt w:val="bullet"/>
+      <w:lvlText w:val=""/>
+      <w:lvlJc w:val="left"/>
+      <w:pPr>
+        <w:tabs>
+          <w:tab w:val="num" w:pos="3600"/>
+        </w:tabs>
+        <w:ind w:left="3600" w:hanging="360"/>
+      </w:pPr>
+      <w:rPr>
+        <w:rFonts w:ascii="Wingdings" w:hAnsi="Wingdings" w:hint="default"/>
+        <w:sz w:val="20"/>
+      </w:rPr>
+    </w:lvl>
+    <w:lvl w:ilvl="5" w:tentative="1">
+      <w:start w:val="1"/>
+      <w:numFmt w:val="bullet"/>
+      <w:lvlText w:val=""/>
+      <w:lvlJc w:val="left"/>
+      <w:pPr>
+        <w:tabs>
+          <w:tab w:val="num" w:pos="4320"/>
+        </w:tabs>
+        <w:ind w:left="4320" w:hanging="360"/>
+      </w:pPr>
+      <w:rPr>
+        <w:rFonts w:ascii="Wingdings" w:hAnsi="Wingdings" w:hint="default"/>
+        <w:sz w:val="20"/>
+      </w:rPr>
+    </w:lvl>
+    <w:lvl w:ilvl="6" w:tentative="1">
+      <w:start w:val="1"/>
+      <w:numFmt w:val="bullet"/>
+      <w:lvlText w:val=""/>
+      <w:lvlJc w:val="left"/>
+      <w:pPr>
+        <w:tabs>
+          <w:tab w:val="num" w:pos="5040"/>
+        </w:tabs>
+        <w:ind w:left="5040" w:hanging="360"/>
+      </w:pPr>
+      <w:rPr>
+        <w:rFonts w:ascii="Wingdings" w:hAnsi="Wingdings" w:hint="default"/>
+        <w:sz w:val="20"/>
+      </w:rPr>
+    </w:lvl>
+    <w:lvl w:ilvl="7" w:tentative="1">
+      <w:start w:val="1"/>
+      <w:numFmt w:val="bullet"/>
+      <w:lvlText w:val=""/>
+      <w:lvlJc w:val="left"/>
+      <w:pPr>
+        <w:tabs>
+          <w:tab w:val="num" w:pos="5760"/>
+        </w:tabs>
+        <w:ind w:left="5760" w:hanging="360"/>
+      </w:pPr>
+      <w:rPr>
+        <w:rFonts w:ascii="Wingdings" w:hAnsi="Wingdings" w:hint="default"/>
+        <w:sz w:val="20"/>
+      </w:rPr>
+    </w:lvl>
+    <w:lvl w:ilvl="8" w:tentative="1">
+      <w:start w:val="1"/>
+      <w:numFmt w:val="bullet"/>
+      <w:lvlText w:val=""/>
+      <w:lvlJc w:val="left"/>
+      <w:pPr>
+        <w:tabs>
+          <w:tab w:val="num" w:pos="6480"/>
+        </w:tabs>
+        <w:ind w:left="6480" w:hanging="360"/>
+      </w:pPr>
+      <w:rPr>
+        <w:rFonts w:ascii="Wingdings" w:hAnsi="Wingdings" w:hint="default"/>
+        <w:sz w:val="20"/>
+      </w:rPr>
+    </w:lvl>
+  </w:abstractNum>
+  <w:abstractNum w:abstractNumId="17" w15:restartNumberingAfterBreak="0">
     <w:nsid w:val="76AE3E31"/>
     <w:multiLevelType w:val="multilevel"/>
     <w:tmpl w:val="3D2879EE"/>
@@ -2087,26 +3700,211 @@
       </w:rPr>
     </w:lvl>
   </w:abstractNum>
+  <w:abstractNum w:abstractNumId="18" w15:restartNumberingAfterBreak="0">
+    <w:nsid w:val="7AB83005"/>
+    <w:multiLevelType w:val="multilevel"/>
+    <w:tmpl w:val="D96A79DE"/>
+    <w:lvl w:ilvl="0">
+      <w:start w:val="1"/>
+      <w:numFmt w:val="bullet"/>
+      <w:lvlText w:val=""/>
+      <w:lvlJc w:val="left"/>
+      <w:pPr>
+        <w:tabs>
+          <w:tab w:val="num" w:pos="720"/>
+        </w:tabs>
+        <w:ind w:left="720" w:hanging="360"/>
+      </w:pPr>
+      <w:rPr>
+        <w:rFonts w:ascii="Symbol" w:hAnsi="Symbol" w:hint="default"/>
+        <w:sz w:val="20"/>
+      </w:rPr>
+    </w:lvl>
+    <w:lvl w:ilvl="1">
+      <w:start w:val="1"/>
+      <w:numFmt w:val="bullet"/>
+      <w:lvlText w:val="o"/>
+      <w:lvlJc w:val="left"/>
+      <w:pPr>
+        <w:tabs>
+          <w:tab w:val="num" w:pos="1440"/>
+        </w:tabs>
+        <w:ind w:left="1440" w:hanging="360"/>
+      </w:pPr>
+      <w:rPr>
+        <w:rFonts w:ascii="Courier New" w:hAnsi="Courier New" w:hint="default"/>
+        <w:sz w:val="20"/>
+      </w:rPr>
+    </w:lvl>
+    <w:lvl w:ilvl="2" w:tentative="1">
+      <w:start w:val="1"/>
+      <w:numFmt w:val="bullet"/>
+      <w:lvlText w:val=""/>
+      <w:lvlJc w:val="left"/>
+      <w:pPr>
+        <w:tabs>
+          <w:tab w:val="num" w:pos="2160"/>
+        </w:tabs>
+        <w:ind w:left="2160" w:hanging="360"/>
+      </w:pPr>
+      <w:rPr>
+        <w:rFonts w:ascii="Wingdings" w:hAnsi="Wingdings" w:hint="default"/>
+        <w:sz w:val="20"/>
+      </w:rPr>
+    </w:lvl>
+    <w:lvl w:ilvl="3" w:tentative="1">
+      <w:start w:val="1"/>
+      <w:numFmt w:val="bullet"/>
+      <w:lvlText w:val=""/>
+      <w:lvlJc w:val="left"/>
+      <w:pPr>
+        <w:tabs>
+          <w:tab w:val="num" w:pos="2880"/>
+        </w:tabs>
+        <w:ind w:left="2880" w:hanging="360"/>
+      </w:pPr>
+      <w:rPr>
+        <w:rFonts w:ascii="Wingdings" w:hAnsi="Wingdings" w:hint="default"/>
+        <w:sz w:val="20"/>
+      </w:rPr>
+    </w:lvl>
+    <w:lvl w:ilvl="4" w:tentative="1">
+      <w:start w:val="1"/>
+      <w:numFmt w:val="bullet"/>
+      <w:lvlText w:val=""/>
+      <w:lvlJc w:val="left"/>
+      <w:pPr>
+        <w:tabs>
+          <w:tab w:val="num" w:pos="3600"/>
+        </w:tabs>
+        <w:ind w:left="3600" w:hanging="360"/>
+      </w:pPr>
+      <w:rPr>
+        <w:rFonts w:ascii="Wingdings" w:hAnsi="Wingdings" w:hint="default"/>
+        <w:sz w:val="20"/>
+      </w:rPr>
+    </w:lvl>
+    <w:lvl w:ilvl="5" w:tentative="1">
+      <w:start w:val="1"/>
+      <w:numFmt w:val="bullet"/>
+      <w:lvlText w:val=""/>
+      <w:lvlJc w:val="left"/>
+      <w:pPr>
+        <w:tabs>
+          <w:tab w:val="num" w:pos="4320"/>
+        </w:tabs>
+        <w:ind w:left="4320" w:hanging="360"/>
+      </w:pPr>
+      <w:rPr>
+        <w:rFonts w:ascii="Wingdings" w:hAnsi="Wingdings" w:hint="default"/>
+        <w:sz w:val="20"/>
+      </w:rPr>
+    </w:lvl>
+    <w:lvl w:ilvl="6" w:tentative="1">
+      <w:start w:val="1"/>
+      <w:numFmt w:val="bullet"/>
+      <w:lvlText w:val=""/>
+      <w:lvlJc w:val="left"/>
+      <w:pPr>
+        <w:tabs>
+          <w:tab w:val="num" w:pos="5040"/>
+        </w:tabs>
+        <w:ind w:left="5040" w:hanging="360"/>
+      </w:pPr>
+      <w:rPr>
+        <w:rFonts w:ascii="Wingdings" w:hAnsi="Wingdings" w:hint="default"/>
+        <w:sz w:val="20"/>
+      </w:rPr>
+    </w:lvl>
+    <w:lvl w:ilvl="7" w:tentative="1">
+      <w:start w:val="1"/>
+      <w:numFmt w:val="bullet"/>
+      <w:lvlText w:val=""/>
+      <w:lvlJc w:val="left"/>
+      <w:pPr>
+        <w:tabs>
+          <w:tab w:val="num" w:pos="5760"/>
+        </w:tabs>
+        <w:ind w:left="5760" w:hanging="360"/>
+      </w:pPr>
+      <w:rPr>
+        <w:rFonts w:ascii="Wingdings" w:hAnsi="Wingdings" w:hint="default"/>
+        <w:sz w:val="20"/>
+      </w:rPr>
+    </w:lvl>
+    <w:lvl w:ilvl="8" w:tentative="1">
+      <w:start w:val="1"/>
+      <w:numFmt w:val="bullet"/>
+      <w:lvlText w:val=""/>
+      <w:lvlJc w:val="left"/>
+      <w:pPr>
+        <w:tabs>
+          <w:tab w:val="num" w:pos="6480"/>
+        </w:tabs>
+        <w:ind w:left="6480" w:hanging="360"/>
+      </w:pPr>
+      <w:rPr>
+        <w:rFonts w:ascii="Wingdings" w:hAnsi="Wingdings" w:hint="default"/>
+        <w:sz w:val="20"/>
+      </w:rPr>
+    </w:lvl>
+  </w:abstractNum>
   <w:num w:numId="1" w16cid:durableId="160506843">
-    <w:abstractNumId w:val="4"/>
+    <w:abstractNumId w:val="11"/>
   </w:num>
   <w:num w:numId="2" w16cid:durableId="1139686082">
+    <w:abstractNumId w:val="8"/>
+  </w:num>
+  <w:num w:numId="3" w16cid:durableId="1646816514">
+    <w:abstractNumId w:val="15"/>
+  </w:num>
+  <w:num w:numId="4" w16cid:durableId="1502238531">
+    <w:abstractNumId w:val="7"/>
+  </w:num>
+  <w:num w:numId="5" w16cid:durableId="489324355">
+    <w:abstractNumId w:val="17"/>
+  </w:num>
+  <w:num w:numId="6" w16cid:durableId="920331099">
     <w:abstractNumId w:val="3"/>
   </w:num>
-  <w:num w:numId="3" w16cid:durableId="1646816514">
+  <w:num w:numId="7" w16cid:durableId="332800445">
     <w:abstractNumId w:val="5"/>
   </w:num>
-  <w:num w:numId="4" w16cid:durableId="1502238531">
+  <w:num w:numId="8" w16cid:durableId="1362316150">
+    <w:abstractNumId w:val="18"/>
+  </w:num>
+  <w:num w:numId="9" w16cid:durableId="2039626085">
+    <w:abstractNumId w:val="6"/>
+  </w:num>
+  <w:num w:numId="10" w16cid:durableId="448626030">
+    <w:abstractNumId w:val="1"/>
+  </w:num>
+  <w:num w:numId="11" w16cid:durableId="794297099">
+    <w:abstractNumId w:val="9"/>
+  </w:num>
+  <w:num w:numId="12" w16cid:durableId="1545099071">
+    <w:abstractNumId w:val="16"/>
+  </w:num>
+  <w:num w:numId="13" w16cid:durableId="1909266594">
+    <w:abstractNumId w:val="13"/>
+  </w:num>
+  <w:num w:numId="14" w16cid:durableId="2073501761">
+    <w:abstractNumId w:val="14"/>
+  </w:num>
+  <w:num w:numId="15" w16cid:durableId="227038483">
     <w:abstractNumId w:val="2"/>
   </w:num>
-  <w:num w:numId="5" w16cid:durableId="489324355">
-    <w:abstractNumId w:val="6"/>
-  </w:num>
-  <w:num w:numId="6" w16cid:durableId="920331099">
+  <w:num w:numId="16" w16cid:durableId="2112163108">
     <w:abstractNumId w:val="0"/>
   </w:num>
-  <w:num w:numId="7" w16cid:durableId="332800445">
-    <w:abstractNumId w:val="1"/>
+  <w:num w:numId="17" w16cid:durableId="229728784">
+    <w:abstractNumId w:val="10"/>
+  </w:num>
+  <w:num w:numId="18" w16cid:durableId="1538084392">
+    <w:abstractNumId w:val="12"/>
+  </w:num>
+  <w:num w:numId="19" w16cid:durableId="27411577">
+    <w:abstractNumId w:val="4"/>
   </w:num>
 </w:numbering>
 </file>
@@ -2714,7 +4512,6 @@
   <w:style w:type="character" w:default="1" w:styleId="DefaultParagraphFont">
     <w:name w:val="Default Paragraph Font"/>
     <w:uiPriority w:val="1"/>
-    <w:semiHidden/>
     <w:unhideWhenUsed/>
   </w:style>
   <w:style w:type="table" w:default="1" w:styleId="TableNormal">
